--- a/documentation_citysafe/v2-CitySafe - Documentation - chapter 1 - 5.docx
+++ b/documentation_citysafe/v2-CitySafe - Documentation - chapter 1 - 5.docx
@@ -548,6 +548,7 @@
           <w:r>
             <w:rPr>
               <w:rStyle w:val="IndexLink"/>
+              <w:vanish w:val="false"/>
               <w:webHidden/>
             </w:rPr>
             <w:instrText xml:space="preserve"> TOC \z \o "1-3" \u \h</w:instrText>
@@ -555,6 +556,7 @@
           <w:r>
             <w:rPr>
               <w:rStyle w:val="IndexLink"/>
+              <w:vanish w:val="false"/>
               <w:webHidden/>
             </w:rPr>
             <w:fldChar w:fldCharType="separate"/>
@@ -563,6 +565,7 @@
             <w:r>
               <w:rPr>
                 <w:rStyle w:val="IndexLink"/>
+                <w:vanish w:val="false"/>
                 <w:webHidden/>
               </w:rPr>
               <w:t>Chapter I</w:t>
@@ -622,6 +625,7 @@
                 <w:rFonts w:cs="Courier New" w:ascii="Courier New" w:hAnsi="Courier New"/>
                 <w:b/>
                 <w:bCs/>
+                <w:vanish w:val="false"/>
                 <w:webHidden/>
               </w:rPr>
               <w:t>Introduction to the Study</w:t>
@@ -681,6 +685,7 @@
                 <w:rFonts w:cs="Courier New" w:ascii="Courier New" w:hAnsi="Courier New"/>
                 <w:b/>
                 <w:bCs/>
+                <w:vanish w:val="false"/>
                 <w:webHidden/>
               </w:rPr>
               <w:t>Technical Background of the Study</w:t>
@@ -740,6 +745,7 @@
                 <w:rFonts w:cs="Courier New" w:ascii="Courier New" w:hAnsi="Courier New"/>
                 <w:b/>
                 <w:bCs/>
+                <w:vanish w:val="false"/>
                 <w:webHidden/>
               </w:rPr>
               <w:t>Statement of the Problem</w:t>
@@ -799,6 +805,7 @@
                 <w:rFonts w:cs="Courier New" w:ascii="Courier New" w:hAnsi="Courier New"/>
                 <w:b/>
                 <w:bCs/>
+                <w:vanish w:val="false"/>
                 <w:webHidden/>
               </w:rPr>
               <w:t>Objectives of the Study</w:t>
@@ -858,6 +865,7 @@
                 <w:rFonts w:cs="Courier New" w:ascii="Courier New" w:hAnsi="Courier New"/>
                 <w:b/>
                 <w:bCs/>
+                <w:vanish w:val="false"/>
                 <w:webHidden/>
               </w:rPr>
               <w:t>Significance of the Study</w:t>
@@ -917,6 +925,7 @@
                 <w:rFonts w:cs="Courier New" w:ascii="Courier New" w:hAnsi="Courier New"/>
                 <w:b/>
                 <w:bCs/>
+                <w:vanish w:val="false"/>
                 <w:webHidden/>
               </w:rPr>
               <w:t>Scope and Limitations of the Study</w:t>
@@ -976,6 +985,7 @@
                 <w:rFonts w:cs="Courier New" w:ascii="Courier New" w:hAnsi="Courier New"/>
                 <w:b/>
                 <w:bCs/>
+                <w:vanish w:val="false"/>
                 <w:webHidden/>
               </w:rPr>
               <w:t>Definition of Terms</w:t>
@@ -1030,13 +1040,6 @@
           <w:hyperlink w:anchor="_Toc212531336">
             <w:r>
               <w:rPr>
-                <w:rStyle w:val="IndexLink"/>
-                <w:webHidden/>
-              </w:rPr>
-              <w:t>Chapter II</w:t>
-            </w:r>
-            <w:r>
-              <w:rPr>
                 <w:webHidden/>
               </w:rPr>
               <w:fldChar w:fldCharType="begin"/>
@@ -1057,7 +1060,9 @@
               <w:rPr>
                 <w:rStyle w:val="IndexLink"/>
                 <w:vanish w:val="false"/>
-              </w:rPr>
+                <w:webHidden/>
+              </w:rPr>
+              <w:t>Chapter II</w:t>
               <w:tab/>
               <w:t>9</w:t>
             </w:r>
@@ -1090,6 +1095,7 @@
                 <w:rFonts w:cs="Courier New" w:ascii="Courier New" w:hAnsi="Courier New"/>
                 <w:b/>
                 <w:bCs/>
+                <w:vanish w:val="false"/>
                 <w:webHidden/>
               </w:rPr>
               <w:t>Review of Related Literature</w:t>
@@ -1149,6 +1155,7 @@
                 <w:rFonts w:cs="Courier New" w:ascii="Courier New" w:hAnsi="Courier New"/>
                 <w:b/>
                 <w:bCs/>
+                <w:vanish w:val="false"/>
                 <w:webHidden/>
               </w:rPr>
               <w:t>References</w:t>
@@ -1203,13 +1210,6 @@
           <w:hyperlink w:anchor="_Toc212531339">
             <w:r>
               <w:rPr>
-                <w:rStyle w:val="IndexLink"/>
-                <w:webHidden/>
-              </w:rPr>
-              <w:t>Chapter III</w:t>
-            </w:r>
-            <w:r>
-              <w:rPr>
                 <w:webHidden/>
               </w:rPr>
               <w:fldChar w:fldCharType="begin"/>
@@ -1230,7 +1230,9 @@
               <w:rPr>
                 <w:rStyle w:val="IndexLink"/>
                 <w:vanish w:val="false"/>
-              </w:rPr>
+                <w:webHidden/>
+              </w:rPr>
+              <w:t>Chapter III</w:t>
               <w:tab/>
               <w:t>10</w:t>
             </w:r>
@@ -1263,6 +1265,7 @@
                 <w:rFonts w:cs="Courier New" w:ascii="Courier New" w:hAnsi="Courier New"/>
                 <w:b/>
                 <w:bCs/>
+                <w:vanish w:val="false"/>
                 <w:webHidden/>
               </w:rPr>
               <w:t>Methodology</w:t>
@@ -1322,6 +1325,7 @@
                 <w:rFonts w:cs="Courier New" w:ascii="Courier New" w:hAnsi="Courier New"/>
                 <w:b/>
                 <w:bCs/>
+                <w:vanish w:val="false"/>
                 <w:webHidden/>
               </w:rPr>
               <w:t>Research and Development Stage</w:t>
@@ -1381,6 +1385,7 @@
                 <w:rFonts w:cs="Courier New" w:ascii="Courier New" w:hAnsi="Courier New"/>
                 <w:b/>
                 <w:bCs/>
+                <w:vanish w:val="false"/>
                 <w:webHidden/>
               </w:rPr>
               <w:t>Software Development Life Cycle (SDLC)</w:t>
@@ -1440,6 +1445,7 @@
                 <w:rFonts w:cs="Courier New" w:ascii="Courier New" w:hAnsi="Courier New"/>
                 <w:b/>
                 <w:bCs/>
+                <w:vanish w:val="false"/>
                 <w:webHidden/>
               </w:rPr>
               <w:t>Key Features of Agile</w:t>
@@ -1506,6 +1512,7 @@
                 <w:rFonts w:cs="Courier New" w:ascii="Courier New" w:hAnsi="Courier New"/>
                 <w:b/>
                 <w:bCs/>
+                <w:vanish w:val="false"/>
                 <w:webHidden/>
               </w:rPr>
               <w:t>Phases of Agile we used in CitySafe:</w:t>
@@ -1565,6 +1572,7 @@
                 <w:rFonts w:cs="Courier New" w:ascii="Courier New" w:hAnsi="Courier New"/>
                 <w:b/>
                 <w:bCs/>
+                <w:vanish w:val="false"/>
                 <w:webHidden/>
               </w:rPr>
               <w:t>Data Collection Techniques</w:t>
@@ -1624,6 +1632,7 @@
                 <w:rFonts w:cs="Courier New" w:ascii="Courier New" w:hAnsi="Courier New"/>
                 <w:b/>
                 <w:bCs/>
+                <w:vanish w:val="false"/>
                 <w:webHidden/>
               </w:rPr>
               <w:t>Justification for Using the Agile Model</w:t>
@@ -1683,6 +1692,7 @@
                 <w:rFonts w:cs="Courier New" w:ascii="Courier New" w:hAnsi="Courier New"/>
                 <w:b/>
                 <w:bCs/>
+                <w:vanish w:val="false"/>
                 <w:webHidden/>
               </w:rPr>
               <w:t>System Architecture and Design</w:t>
@@ -1742,6 +1752,7 @@
                 <w:rFonts w:cs="Courier New" w:ascii="Courier New" w:hAnsi="Courier New"/>
                 <w:b/>
                 <w:bCs/>
+                <w:vanish w:val="false"/>
                 <w:webHidden/>
               </w:rPr>
               <w:t>3.1 Overview</w:t>
@@ -1801,6 +1812,7 @@
                 <w:rFonts w:cs="Courier New" w:ascii="Courier New" w:hAnsi="Courier New"/>
                 <w:b/>
                 <w:bCs/>
+                <w:vanish w:val="false"/>
                 <w:webHidden/>
               </w:rPr>
               <w:t>3.2 System Architecture</w:t>
@@ -1860,6 +1872,7 @@
                 <w:rFonts w:cs="Courier New" w:ascii="Courier New" w:hAnsi="Courier New"/>
                 <w:b/>
                 <w:bCs/>
+                <w:vanish w:val="false"/>
                 <w:webHidden/>
               </w:rPr>
               <w:t>3.3 System Components and Modules</w:t>
@@ -1919,6 +1932,7 @@
                 <w:rFonts w:cs="Courier New" w:ascii="Courier New" w:hAnsi="Courier New"/>
                 <w:b/>
                 <w:bCs/>
+                <w:vanish w:val="false"/>
                 <w:webHidden/>
               </w:rPr>
               <w:t>Use Case Diagram</w:t>
@@ -1978,6 +1992,7 @@
                 <w:rFonts w:cs="Courier New" w:ascii="Courier New" w:hAnsi="Courier New"/>
                 <w:b/>
                 <w:bCs/>
+                <w:vanish w:val="false"/>
                 <w:webHidden/>
               </w:rPr>
               <w:t>Data Flow Diagram (DFD)</w:t>
@@ -2037,6 +2052,7 @@
                 <w:rFonts w:cs="Courier New" w:ascii="Courier New" w:hAnsi="Courier New"/>
                 <w:b/>
                 <w:bCs/>
+                <w:vanish w:val="false"/>
                 <w:webHidden/>
               </w:rPr>
               <w:t>Entity Relationship Diagram (ERD)</w:t>
@@ -2096,6 +2112,7 @@
                 <w:rFonts w:cs="Courier New" w:ascii="Courier New" w:hAnsi="Courier New"/>
                 <w:b/>
                 <w:bCs/>
+                <w:vanish w:val="false"/>
                 <w:webHidden/>
               </w:rPr>
               <w:t>3.4 Database Design</w:t>
@@ -2155,6 +2172,7 @@
                 <w:rFonts w:cs="Courier New" w:ascii="Courier New" w:hAnsi="Courier New"/>
                 <w:b/>
                 <w:bCs/>
+                <w:vanish w:val="false"/>
                 <w:webHidden/>
               </w:rPr>
               <w:t>Entity Relationships Summary</w:t>
@@ -2214,6 +2232,7 @@
                 <w:rFonts w:cs="Courier New" w:ascii="Courier New" w:hAnsi="Courier New"/>
                 <w:b/>
                 <w:bCs/>
+                <w:vanish w:val="false"/>
                 <w:webHidden/>
               </w:rPr>
               <w:t>3.5 User Interface Design</w:t>
@@ -2273,6 +2292,7 @@
                 <w:rFonts w:cs="Courier New" w:ascii="Courier New" w:hAnsi="Courier New"/>
                 <w:b/>
                 <w:bCs/>
+                <w:vanish w:val="false"/>
                 <w:webHidden/>
               </w:rPr>
               <w:t>3.6 Security Considerations</w:t>
@@ -2332,6 +2352,7 @@
                 <w:rFonts w:cs="Courier New" w:ascii="Courier New" w:hAnsi="Courier New"/>
                 <w:b/>
                 <w:bCs/>
+                <w:vanish w:val="false"/>
                 <w:webHidden/>
               </w:rPr>
               <w:t>3.7 Technology Stack</w:t>
@@ -2391,6 +2412,7 @@
                 <w:rFonts w:cs="Courier New" w:ascii="Courier New" w:hAnsi="Courier New"/>
                 <w:b/>
                 <w:bCs/>
+                <w:vanish w:val="false"/>
                 <w:webHidden/>
               </w:rPr>
               <w:t>Data Gathering Techniques</w:t>
@@ -2450,6 +2472,7 @@
                 <w:rFonts w:cs="Courier New" w:ascii="Courier New" w:hAnsi="Courier New"/>
                 <w:b/>
                 <w:bCs/>
+                <w:vanish w:val="false"/>
                 <w:webHidden/>
               </w:rPr>
               <w:t>Survey Questionnaire for System Assessment</w:t>
@@ -2509,6 +2532,7 @@
                 <w:rFonts w:cs="Courier New" w:ascii="Courier New" w:hAnsi="Courier New"/>
                 <w:b/>
                 <w:bCs/>
+                <w:vanish w:val="false"/>
                 <w:webHidden/>
               </w:rPr>
               <w:t>Sampling Methods for Respondents</w:t>
@@ -2568,6 +2592,7 @@
                 <w:rFonts w:cs="Courier New" w:ascii="Courier New" w:hAnsi="Courier New"/>
                 <w:b/>
                 <w:bCs/>
+                <w:vanish w:val="false"/>
                 <w:webHidden/>
               </w:rPr>
               <w:t>5. Data Analysis Techniques</w:t>
@@ -2627,6 +2652,7 @@
                 <w:rFonts w:cs="Courier New" w:ascii="Courier New" w:hAnsi="Courier New"/>
                 <w:b/>
                 <w:bCs/>
+                <w:vanish w:val="false"/>
                 <w:webHidden/>
               </w:rPr>
               <w:t>1. Statistical Methods for Processing Data</w:t>
@@ -2686,6 +2712,7 @@
                 <w:rFonts w:cs="Courier New" w:ascii="Courier New" w:hAnsi="Courier New"/>
                 <w:b/>
                 <w:bCs/>
+                <w:vanish w:val="false"/>
                 <w:webHidden/>
               </w:rPr>
               <w:t>Interpretation of Weighted Mean</w:t>
@@ -2745,6 +2772,7 @@
                 <w:rFonts w:cs="Courier New" w:ascii="Courier New" w:hAnsi="Courier New"/>
                 <w:b/>
                 <w:bCs/>
+                <w:vanish w:val="false"/>
                 <w:webHidden/>
               </w:rPr>
               <w:t>2. Framework for Evaluating System Effectiveness</w:t>
@@ -2804,6 +2832,7 @@
                 <w:rFonts w:cs="Courier New" w:ascii="Courier New" w:hAnsi="Courier New"/>
                 <w:b/>
                 <w:bCs/>
+                <w:vanish w:val="false"/>
                 <w:webHidden/>
               </w:rPr>
               <w:t>6. Ethical Considerations</w:t>
@@ -2858,13 +2887,6 @@
           <w:hyperlink w:anchor="_Toc212531367">
             <w:r>
               <w:rPr>
-                <w:rStyle w:val="IndexLink"/>
-                <w:webHidden/>
-              </w:rPr>
-              <w:t>Chapter IV</w:t>
-            </w:r>
-            <w:r>
-              <w:rPr>
                 <w:webHidden/>
               </w:rPr>
               <w:fldChar w:fldCharType="begin"/>
@@ -2885,7 +2907,9 @@
               <w:rPr>
                 <w:rStyle w:val="IndexLink"/>
                 <w:vanish w:val="false"/>
-              </w:rPr>
+                <w:webHidden/>
+              </w:rPr>
+              <w:t>Chapter IV</w:t>
               <w:tab/>
               <w:t>35</w:t>
             </w:r>
@@ -2918,6 +2942,7 @@
                 <w:rFonts w:cs="Courier New" w:ascii="Courier New" w:hAnsi="Courier New"/>
                 <w:b/>
                 <w:bCs/>
+                <w:vanish w:val="false"/>
                 <w:webHidden/>
               </w:rPr>
               <w:t>Results and Interpretation</w:t>
@@ -2977,6 +3002,7 @@
                 <w:rFonts w:cs="Courier New" w:ascii="Courier New" w:hAnsi="Courier New"/>
                 <w:b/>
                 <w:bCs/>
+                <w:vanish w:val="false"/>
                 <w:webHidden/>
               </w:rPr>
               <w:t>Summary of the data sources and analysis methods used</w:t>
@@ -3037,6 +3063,7 @@
                 <w:rFonts w:eastAsia="Courier New" w:cs="Courier New" w:ascii="Courier New" w:hAnsi="Courier New"/>
                 <w:b/>
                 <w:bCs/>
+                <w:vanish w:val="false"/>
                 <w:webHidden/>
               </w:rPr>
               <w:t>3.1</w:t>
@@ -3114,6 +3141,7 @@
                 <w:rFonts w:cs="Courier New" w:ascii="Courier New" w:hAnsi="Courier New"/>
                 <w:b/>
                 <w:bCs/>
+                <w:vanish w:val="false"/>
                 <w:webHidden/>
               </w:rPr>
               <w:t>Impact on the Information Technology Field</w:t>
@@ -3173,6 +3201,7 @@
                 <w:rFonts w:cs="Courier New" w:ascii="Courier New" w:hAnsi="Courier New"/>
                 <w:b/>
                 <w:bCs/>
+                <w:vanish w:val="false"/>
                 <w:webHidden/>
               </w:rPr>
               <w:t>Contribution to Technological Advancements</w:t>
@@ -3232,6 +3261,7 @@
                 <w:rFonts w:cs="Courier New" w:ascii="Courier New" w:hAnsi="Courier New"/>
                 <w:b/>
                 <w:bCs/>
+                <w:vanish w:val="false"/>
                 <w:webHidden/>
               </w:rPr>
               <w:t>Code impression Management</w:t>
@@ -3291,6 +3321,7 @@
                 <w:rFonts w:cs="Courier New" w:ascii="Courier New" w:hAnsi="Courier New"/>
                 <w:b/>
                 <w:bCs/>
+                <w:vanish w:val="false"/>
                 <w:webHidden/>
               </w:rPr>
               <w:t>System/app Screen shots</w:t>
@@ -3350,6 +3381,7 @@
                 <w:rFonts w:cs="Courier New" w:ascii="Courier New" w:hAnsi="Courier New"/>
                 <w:b/>
                 <w:bCs/>
+                <w:vanish w:val="false"/>
                 <w:webHidden/>
               </w:rPr>
               <w:t>Features of the System/App</w:t>
@@ -3409,6 +3441,7 @@
                 <w:rFonts w:cs="Courier New" w:ascii="Courier New" w:hAnsi="Courier New"/>
                 <w:b/>
                 <w:bCs/>
+                <w:vanish w:val="false"/>
                 <w:webHidden/>
               </w:rPr>
               <w:t>System Repository</w:t>
@@ -3468,6 +3501,7 @@
                 <w:rFonts w:cs="Courier New" w:ascii="Courier New" w:hAnsi="Courier New"/>
                 <w:b/>
                 <w:bCs/>
+                <w:vanish w:val="false"/>
                 <w:webHidden/>
               </w:rPr>
               <w:t>Project Structure</w:t>
@@ -3522,13 +3556,6 @@
           <w:hyperlink w:anchor="_Toc212531378">
             <w:r>
               <w:rPr>
-                <w:rStyle w:val="IndexLink"/>
-                <w:webHidden/>
-              </w:rPr>
-              <w:t>Chapter v</w:t>
-            </w:r>
-            <w:r>
-              <w:rPr>
                 <w:webHidden/>
               </w:rPr>
               <w:fldChar w:fldCharType="begin"/>
@@ -3549,7 +3576,9 @@
               <w:rPr>
                 <w:rStyle w:val="IndexLink"/>
                 <w:vanish w:val="false"/>
-              </w:rPr>
+                <w:webHidden/>
+              </w:rPr>
+              <w:t>Chapter v</w:t>
               <w:tab/>
               <w:t>58</w:t>
             </w:r>
@@ -3582,6 +3611,7 @@
                 <w:rFonts w:cs="Courier New" w:ascii="Courier New" w:hAnsi="Courier New"/>
                 <w:b/>
                 <w:bCs/>
+                <w:vanish w:val="false"/>
                 <w:webHidden/>
               </w:rPr>
               <w:t>Summary, Conclusion, And Recommendation</w:t>
@@ -3641,6 +3671,7 @@
                 <w:rFonts w:cs="Courier New" w:ascii="Courier New" w:hAnsi="Courier New"/>
                 <w:b/>
                 <w:bCs/>
+                <w:vanish w:val="false"/>
                 <w:webHidden/>
               </w:rPr>
               <w:t>References (APA Format)</w:t>
@@ -4138,7 +4169,25 @@
           <w:sz w:val="24"/>
           <w:szCs w:val="24"/>
         </w:rPr>
-        <w:t>Slow coordination among city officials, responders, and donors.</w:t>
+        <w:t xml:space="preserve">Slow coordination among city officials, </w:t>
+      </w:r>
+      <w:r>
+        <w:rPr>
+          <w:rFonts w:cs="Courier New" w:ascii="Courier New" w:hAnsi="Courier New"/>
+          <w:color w:themeColor="text1" w:val="000000"/>
+          <w:sz w:val="24"/>
+          <w:szCs w:val="24"/>
+        </w:rPr>
+        <w:t>and</w:t>
+      </w:r>
+      <w:r>
+        <w:rPr>
+          <w:rFonts w:cs="Courier New" w:ascii="Courier New" w:hAnsi="Courier New"/>
+          <w:color w:themeColor="text1" w:val="000000"/>
+          <w:sz w:val="24"/>
+          <w:szCs w:val="24"/>
+        </w:rPr>
+        <w:t xml:space="preserve"> responders.</w:t>
       </w:r>
     </w:p>
     <w:p>
@@ -4164,7 +4213,25 @@
           <w:sz w:val="24"/>
           <w:szCs w:val="24"/>
         </w:rPr>
-        <w:t>Difficult to track and provide donations to disaster victims.</w:t>
+        <w:t xml:space="preserve">Difficult to track and provide </w:t>
+      </w:r>
+      <w:r>
+        <w:rPr>
+          <w:rFonts w:cs="Courier New" w:ascii="Courier New" w:hAnsi="Courier New"/>
+          <w:color w:themeColor="text1" w:val="000000"/>
+          <w:sz w:val="24"/>
+          <w:szCs w:val="24"/>
+        </w:rPr>
+        <w:t>assistance</w:t>
+      </w:r>
+      <w:r>
+        <w:rPr>
+          <w:rFonts w:cs="Courier New" w:ascii="Courier New" w:hAnsi="Courier New"/>
+          <w:color w:themeColor="text1" w:val="000000"/>
+          <w:sz w:val="24"/>
+          <w:szCs w:val="24"/>
+        </w:rPr>
+        <w:t xml:space="preserve"> to disaster victims.</w:t>
       </w:r>
     </w:p>
     <w:p>
@@ -4190,7 +4257,61 @@
           <w:sz w:val="24"/>
           <w:szCs w:val="24"/>
         </w:rPr>
-        <w:t>Poor allocation of goods makes it hard for the responders to distribute it to affected citizens.</w:t>
+        <w:t xml:space="preserve">Poor allocation of </w:t>
+      </w:r>
+      <w:r>
+        <w:rPr>
+          <w:rFonts w:cs="Courier New" w:ascii="Courier New" w:hAnsi="Courier New"/>
+          <w:color w:themeColor="text1" w:val="000000"/>
+          <w:sz w:val="24"/>
+          <w:szCs w:val="24"/>
+        </w:rPr>
+        <w:t>man-force</w:t>
+      </w:r>
+      <w:r>
+        <w:rPr>
+          <w:rFonts w:cs="Courier New" w:ascii="Courier New" w:hAnsi="Courier New"/>
+          <w:color w:themeColor="text1" w:val="000000"/>
+          <w:sz w:val="24"/>
+          <w:szCs w:val="24"/>
+        </w:rPr>
+        <w:t xml:space="preserve"> makes it hard for the responders to </w:t>
+      </w:r>
+      <w:r>
+        <w:rPr>
+          <w:rFonts w:cs="Courier New" w:ascii="Courier New" w:hAnsi="Courier New"/>
+          <w:color w:themeColor="text1" w:val="000000"/>
+          <w:sz w:val="24"/>
+          <w:szCs w:val="24"/>
+        </w:rPr>
+        <w:t>assist</w:t>
+      </w:r>
+      <w:r>
+        <w:rPr>
+          <w:rFonts w:cs="Courier New" w:ascii="Courier New" w:hAnsi="Courier New"/>
+          <w:color w:themeColor="text1" w:val="000000"/>
+          <w:sz w:val="24"/>
+          <w:szCs w:val="24"/>
+        </w:rPr>
+        <w:t xml:space="preserve"> </w:t>
+      </w:r>
+      <w:r>
+        <w:rPr>
+          <w:rFonts w:cs="Courier New" w:ascii="Courier New" w:hAnsi="Courier New"/>
+          <w:color w:themeColor="text1" w:val="000000"/>
+          <w:sz w:val="24"/>
+          <w:szCs w:val="24"/>
+        </w:rPr>
+        <w:t>the</w:t>
+      </w:r>
+      <w:r>
+        <w:rPr>
+          <w:rFonts w:cs="Courier New" w:ascii="Courier New" w:hAnsi="Courier New"/>
+          <w:color w:themeColor="text1" w:val="000000"/>
+          <w:sz w:val="24"/>
+          <w:szCs w:val="24"/>
+        </w:rPr>
+        <w:t xml:space="preserve"> affected citizens.</w:t>
       </w:r>
     </w:p>
     <w:p>
@@ -4337,6 +4458,15 @@
           <w:sz w:val="24"/>
           <w:szCs w:val="24"/>
         </w:rPr>
+        <w:t xml:space="preserve"> </w:t>
+      </w:r>
+      <w:r>
+        <w:rPr>
+          <w:rFonts w:cs="Courier New" w:ascii="Courier New" w:hAnsi="Courier New"/>
+          <w:color w:themeColor="text1" w:val="000000"/>
+          <w:sz w:val="24"/>
+          <w:szCs w:val="24"/>
+        </w:rPr>
         <w:t xml:space="preserve">Help improve coordination time during disasters. </w:t>
       </w:r>
     </w:p>
@@ -4478,25 +4608,7 @@
           <w:sz w:val="24"/>
           <w:szCs w:val="24"/>
         </w:rPr>
-        <w:t xml:space="preserve">: CitySafe will help them broadcast their </w:t>
-      </w:r>
-      <w:r>
-        <w:rPr>
-          <w:rFonts w:cs="Courier New" w:ascii="Courier New" w:hAnsi="Courier New"/>
-          <w:color w:themeColor="text1" w:val="000000"/>
-          <w:sz w:val="24"/>
-          <w:szCs w:val="24"/>
-        </w:rPr>
-        <w:t xml:space="preserve">emergencies </w:t>
-      </w:r>
-      <w:r>
-        <w:rPr>
-          <w:rFonts w:cs="Courier New" w:ascii="Courier New" w:hAnsi="Courier New"/>
-          <w:color w:themeColor="text1" w:val="000000"/>
-          <w:sz w:val="24"/>
-          <w:szCs w:val="24"/>
-        </w:rPr>
-        <w:t>on a single platform during disasters and receive assistance.</w:t>
+        <w:t>: CitySafe will help them broadcast their emergencies on a single platform during disasters and receive assistance.</w:t>
       </w:r>
     </w:p>
     <w:p>
@@ -4794,7 +4906,16 @@
           <w:sz w:val="24"/>
           <w:szCs w:val="24"/>
         </w:rPr>
-        <w:t>The app will support multiple stakeholders, including citizens, emergency responders, benefactors, and donors.</w:t>
+        <w:t xml:space="preserve">The app will support multiple stakeholders, including citizens, emergency responders, </w:t>
+      </w:r>
+      <w:r>
+        <w:rPr>
+          <w:rFonts w:cs="Courier New" w:ascii="Courier New" w:hAnsi="Courier New"/>
+          <w:color w:themeColor="text1" w:val="000000"/>
+          <w:sz w:val="24"/>
+          <w:szCs w:val="24"/>
+        </w:rPr>
+        <w:t>and donors.</w:t>
       </w:r>
     </w:p>
     <w:p>
@@ -5224,25 +5345,7 @@
           <w:sz w:val="24"/>
           <w:szCs w:val="24"/>
         </w:rPr>
-        <w:t xml:space="preserve">: The process of delivering </w:t>
-      </w:r>
-      <w:r>
-        <w:rPr>
-          <w:rFonts w:cs="Courier New" w:ascii="Courier New" w:hAnsi="Courier New"/>
-          <w:color w:themeColor="text1" w:val="000000"/>
-          <w:sz w:val="24"/>
-          <w:szCs w:val="24"/>
-        </w:rPr>
-        <w:t>support</w:t>
-      </w:r>
-      <w:r>
-        <w:rPr>
-          <w:rFonts w:cs="Courier New" w:ascii="Courier New" w:hAnsi="Courier New"/>
-          <w:color w:themeColor="text1" w:val="000000"/>
-          <w:sz w:val="24"/>
-          <w:szCs w:val="24"/>
-        </w:rPr>
-        <w:t xml:space="preserve"> or assistance to disaster victims in need.</w:t>
+        <w:t>: The process of delivering support or assistance to disaster victims in need.</w:t>
       </w:r>
     </w:p>
     <w:p>
@@ -5532,7 +5635,6 @@
           <w:szCs w:val="24"/>
         </w:rPr>
       </w:pPr>
-      <w:bookmarkStart w:id="12" w:name="_Hlk212527611"/>
       <w:r>
         <w:rPr>
           <w:rFonts w:cs="Courier New" w:ascii="Courier New" w:hAnsi="Courier New"/>
@@ -5653,7 +5755,7 @@
           <w:szCs w:val="24"/>
         </w:rPr>
       </w:pPr>
-      <w:bookmarkStart w:id="13" w:name="_Hlk212527611"/>
+      <w:bookmarkStart w:id="12" w:name="_Hlk212527611"/>
       <w:r>
         <w:rPr>
           <w:rFonts w:cs="Courier New" w:ascii="Courier New" w:hAnsi="Courier New"/>
@@ -5663,7 +5765,7 @@
         </w:rPr>
         <w:t>Raba, W. J. (2025, August 12). Pacific Ring of Fire: Tracing natural disasters in Southeast Asia. Seasia: Good News from Southeast Asia. https://seasia.co/2025/08/12/pacific-ring-of-fire-tracing-natural-disasters-in-southeast-asia</w:t>
       </w:r>
-      <w:bookmarkEnd w:id="13"/>
+      <w:bookmarkEnd w:id="12"/>
     </w:p>
     <w:p>
       <w:pPr>
@@ -5701,8 +5803,7 @@
           <w:szCs w:val="24"/>
         </w:rPr>
       </w:pPr>
-      <w:bookmarkStart w:id="14" w:name="_Hlk212411922"/>
-      <w:bookmarkStart w:id="15" w:name="_Toc212531339"/>
+      <w:bookmarkStart w:id="13" w:name="_Toc212531339"/>
       <w:r>
         <w:rPr>
           <w:rFonts w:cs="Courier New" w:ascii="Courier New" w:hAnsi="Courier New"/>
@@ -5714,7 +5815,7 @@
         </w:rPr>
         <w:t>Chapter III</w:t>
       </w:r>
-      <w:bookmarkEnd w:id="15"/>
+      <w:bookmarkEnd w:id="13"/>
     </w:p>
     <w:p>
       <w:pPr>
@@ -5730,7 +5831,7 @@
           <w:szCs w:val="24"/>
         </w:rPr>
       </w:pPr>
-      <w:bookmarkStart w:id="16" w:name="_Toc212531340"/>
+      <w:bookmarkStart w:id="14" w:name="_Toc212531340"/>
       <w:r>
         <w:rPr>
           <w:rFonts w:cs="Courier New" w:ascii="Courier New" w:hAnsi="Courier New"/>
@@ -5742,7 +5843,7 @@
         </w:rPr>
         <w:t>Methodology</w:t>
       </w:r>
-      <w:bookmarkEnd w:id="16"/>
+      <w:bookmarkEnd w:id="14"/>
     </w:p>
     <w:p>
       <w:pPr>
@@ -5893,7 +5994,7 @@
           <w:szCs w:val="24"/>
         </w:rPr>
       </w:pPr>
-      <w:bookmarkStart w:id="17" w:name="_Toc212531341"/>
+      <w:bookmarkStart w:id="15" w:name="_Toc212531341"/>
       <w:r>
         <w:rPr>
           <w:rFonts w:cs="Courier New" w:ascii="Courier New" w:hAnsi="Courier New"/>
@@ -5905,7 +6006,7 @@
         </w:rPr>
         <w:t>Research and Development Stage</w:t>
       </w:r>
-      <w:bookmarkEnd w:id="17"/>
+      <w:bookmarkEnd w:id="15"/>
     </w:p>
     <w:p>
       <w:pPr>
@@ -6032,7 +6133,7 @@
           <w:szCs w:val="24"/>
         </w:rPr>
       </w:pPr>
-      <w:bookmarkStart w:id="18" w:name="_Toc212531342"/>
+      <w:bookmarkStart w:id="16" w:name="_Toc212531342"/>
       <w:r>
         <w:rPr>
           <w:rFonts w:cs="Courier New" w:ascii="Courier New" w:hAnsi="Courier New"/>
@@ -6044,7 +6145,7 @@
         </w:rPr>
         <w:t>Software Development Life Cycle (SDLC)</w:t>
       </w:r>
-      <w:bookmarkEnd w:id="18"/>
+      <w:bookmarkEnd w:id="16"/>
     </w:p>
     <w:p>
       <w:pPr>
@@ -6081,7 +6182,7 @@
           <w:szCs w:val="24"/>
         </w:rPr>
       </w:pPr>
-      <w:bookmarkStart w:id="19" w:name="_Toc212531343"/>
+      <w:bookmarkStart w:id="17" w:name="_Toc212531343"/>
       <w:r>
         <w:rPr>
           <w:rFonts w:cs="Courier New" w:ascii="Courier New" w:hAnsi="Courier New"/>
@@ -6102,7 +6203,7 @@
         </w:rPr>
         <w:t>:</w:t>
       </w:r>
-      <w:bookmarkEnd w:id="19"/>
+      <w:bookmarkEnd w:id="17"/>
     </w:p>
     <w:p>
       <w:pPr>
@@ -6289,7 +6390,7 @@
           <w:szCs w:val="24"/>
         </w:rPr>
       </w:pPr>
-      <w:bookmarkStart w:id="20" w:name="_Toc212531344"/>
+      <w:bookmarkStart w:id="18" w:name="_Toc212531344"/>
       <w:r>
         <w:rPr>
           <w:rStyle w:val="Heading2Char"/>
@@ -6313,7 +6414,7 @@
         </w:rPr>
         <w:t>:</w:t>
       </w:r>
-      <w:bookmarkEnd w:id="20"/>
+      <w:bookmarkEnd w:id="18"/>
     </w:p>
     <w:p>
       <w:pPr>
@@ -6680,7 +6781,7 @@
           <w:szCs w:val="24"/>
         </w:rPr>
       </w:pPr>
-      <w:bookmarkStart w:id="21" w:name="_Toc212531345"/>
+      <w:bookmarkStart w:id="19" w:name="_Toc212531345"/>
       <w:r>
         <w:rPr>
           <w:rFonts w:cs="Courier New" w:ascii="Courier New" w:hAnsi="Courier New"/>
@@ -6692,7 +6793,7 @@
         </w:rPr>
         <w:t>Data Collection Techniques</w:t>
       </w:r>
-      <w:bookmarkEnd w:id="21"/>
+      <w:bookmarkEnd w:id="19"/>
     </w:p>
     <w:p>
       <w:pPr>
@@ -6909,7 +7010,7 @@
           <w:szCs w:val="24"/>
         </w:rPr>
       </w:pPr>
-      <w:bookmarkStart w:id="22" w:name="_Toc212531346"/>
+      <w:bookmarkStart w:id="20" w:name="_Toc212531346"/>
       <w:r>
         <w:rPr>
           <w:rFonts w:cs="Courier New" w:ascii="Courier New" w:hAnsi="Courier New"/>
@@ -6921,7 +7022,7 @@
         </w:rPr>
         <w:t>Justification for Using the Agile Model</w:t>
       </w:r>
-      <w:bookmarkEnd w:id="22"/>
+      <w:bookmarkEnd w:id="20"/>
     </w:p>
     <w:tbl>
       <w:tblPr>
@@ -7645,7 +7746,7 @@
           <w:szCs w:val="24"/>
         </w:rPr>
       </w:pPr>
-      <w:bookmarkStart w:id="23" w:name="_Toc212531347"/>
+      <w:bookmarkStart w:id="21" w:name="_Toc212531347"/>
       <w:r>
         <w:rPr>
           <w:rFonts w:cs="Courier New" w:ascii="Courier New" w:hAnsi="Courier New"/>
@@ -7657,7 +7758,7 @@
         </w:rPr>
         <w:t>System Architecture and Design</w:t>
       </w:r>
-      <w:bookmarkEnd w:id="23"/>
+      <w:bookmarkEnd w:id="21"/>
     </w:p>
     <w:p>
       <w:pPr>
@@ -7669,7 +7770,7 @@
           <w:color w:val="auto"/>
         </w:rPr>
       </w:pPr>
-      <w:bookmarkStart w:id="24" w:name="_Toc212531348"/>
+      <w:bookmarkStart w:id="22" w:name="_Toc212531348"/>
       <w:r>
         <w:rPr>
           <w:rFonts w:cs="Courier New" w:ascii="Courier New" w:hAnsi="Courier New"/>
@@ -7679,7 +7780,7 @@
         </w:rPr>
         <w:t>3.1 Overview</w:t>
       </w:r>
-      <w:bookmarkEnd w:id="24"/>
+      <w:bookmarkEnd w:id="22"/>
     </w:p>
     <w:p>
       <w:pPr>
@@ -7714,7 +7815,7 @@
           <w:color w:val="auto"/>
         </w:rPr>
       </w:pPr>
-      <w:bookmarkStart w:id="25" w:name="_Toc212531349"/>
+      <w:bookmarkStart w:id="23" w:name="_Toc212531349"/>
       <w:r>
         <w:rPr>
           <w:rFonts w:cs="Courier New" w:ascii="Courier New" w:hAnsi="Courier New"/>
@@ -7724,7 +7825,7 @@
         </w:rPr>
         <w:t>3.2 System Architecture</w:t>
       </w:r>
-      <w:bookmarkEnd w:id="25"/>
+      <w:bookmarkEnd w:id="23"/>
     </w:p>
     <w:p>
       <w:pPr>
@@ -7958,7 +8059,7 @@
           <w:color w:val="auto"/>
         </w:rPr>
       </w:pPr>
-      <w:bookmarkStart w:id="26" w:name="_Toc212531350"/>
+      <w:bookmarkStart w:id="24" w:name="_Toc212531350"/>
       <w:r>
         <w:rPr>
           <w:rFonts w:cs="Courier New" w:ascii="Courier New" w:hAnsi="Courier New"/>
@@ -7968,7 +8069,7 @@
         </w:rPr>
         <w:t>3.3 System Components and Modules</w:t>
       </w:r>
-      <w:bookmarkEnd w:id="26"/>
+      <w:bookmarkEnd w:id="24"/>
     </w:p>
     <w:p>
       <w:pPr>
@@ -8207,7 +8308,7 @@
           <w:szCs w:val="24"/>
         </w:rPr>
       </w:pPr>
-      <w:bookmarkStart w:id="27" w:name="_Toc212531351"/>
+      <w:bookmarkStart w:id="25" w:name="_Toc212531351"/>
       <w:r>
         <w:rPr>
           <w:rFonts w:cs="Courier New" w:ascii="Courier New" w:hAnsi="Courier New"/>
@@ -8219,7 +8320,7 @@
         </w:rPr>
         <w:t>Use Case Diagram</w:t>
       </w:r>
-      <w:bookmarkEnd w:id="27"/>
+      <w:bookmarkEnd w:id="25"/>
     </w:p>
     <w:p>
       <w:pPr>
@@ -8341,7 +8442,7 @@
           <w:szCs w:val="24"/>
         </w:rPr>
       </w:pPr>
-      <w:bookmarkStart w:id="28" w:name="_Toc212531352"/>
+      <w:bookmarkStart w:id="26" w:name="_Toc212531352"/>
       <w:r>
         <w:rPr>
           <w:rFonts w:cs="Courier New" w:ascii="Courier New" w:hAnsi="Courier New"/>
@@ -8353,7 +8454,7 @@
         </w:rPr>
         <w:t>Data Flow Diagram (DFD)</w:t>
       </w:r>
-      <w:bookmarkEnd w:id="28"/>
+      <w:bookmarkEnd w:id="26"/>
     </w:p>
     <w:p>
       <w:pPr>
@@ -8970,7 +9071,7 @@
           <w:szCs w:val="24"/>
         </w:rPr>
       </w:pPr>
-      <w:bookmarkStart w:id="29" w:name="_Toc212531353"/>
+      <w:bookmarkStart w:id="27" w:name="_Toc212531353"/>
       <w:r>
         <w:rPr>
           <w:rFonts w:cs="Courier New" w:ascii="Courier New" w:hAnsi="Courier New"/>
@@ -8982,7 +9083,7 @@
         </w:rPr>
         <w:t>Entity Relationship Diagram (ERD)</w:t>
       </w:r>
-      <w:bookmarkEnd w:id="29"/>
+      <w:bookmarkEnd w:id="27"/>
     </w:p>
     <w:p>
       <w:pPr>
@@ -9294,7 +9395,7 @@
           <w:color w:val="auto"/>
         </w:rPr>
       </w:pPr>
-      <w:bookmarkStart w:id="30" w:name="_Toc212531354"/>
+      <w:bookmarkStart w:id="28" w:name="_Toc212531354"/>
       <w:r>
         <w:rPr>
           <w:rFonts w:cs="Courier New" w:ascii="Courier New" w:hAnsi="Courier New"/>
@@ -9304,7 +9405,7 @@
         </w:rPr>
         <w:t>3.4 Database Design</w:t>
       </w:r>
-      <w:bookmarkEnd w:id="30"/>
+      <w:bookmarkEnd w:id="28"/>
     </w:p>
     <w:p>
       <w:pPr>
@@ -11288,7 +11389,7 @@
           <w:color w:val="auto"/>
         </w:rPr>
       </w:pPr>
-      <w:bookmarkStart w:id="31" w:name="_Toc212531355"/>
+      <w:bookmarkStart w:id="29" w:name="_Toc212531355"/>
       <w:r>
         <w:rPr>
           <w:rFonts w:cs="Courier New" w:ascii="Courier New" w:hAnsi="Courier New"/>
@@ -11298,7 +11399,7 @@
         </w:rPr>
         <w:t>Entity Relationships Summary</w:t>
       </w:r>
-      <w:bookmarkEnd w:id="31"/>
+      <w:bookmarkEnd w:id="29"/>
     </w:p>
     <w:tbl>
       <w:tblPr>
@@ -11317,8 +11418,8 @@
       </w:tblPr>
       <w:tblGrid>
         <w:gridCol w:w="2545"/>
-        <w:gridCol w:w="1837"/>
-        <w:gridCol w:w="4634"/>
+        <w:gridCol w:w="1836"/>
+        <w:gridCol w:w="4635"/>
       </w:tblGrid>
       <w:tr>
         <w:trPr>
@@ -11361,7 +11462,7 @@
         </w:tc>
         <w:tc>
           <w:tcPr>
-            <w:tcW w:w="1837" w:type="dxa"/>
+            <w:tcW w:w="1836" w:type="dxa"/>
             <w:tcBorders/>
           </w:tcPr>
           <w:p>
@@ -11396,7 +11497,7 @@
         </w:tc>
         <w:tc>
           <w:tcPr>
-            <w:tcW w:w="4634" w:type="dxa"/>
+            <w:tcW w:w="4635" w:type="dxa"/>
             <w:tcBorders/>
           </w:tcPr>
           <w:p>
@@ -11472,7 +11573,7 @@
         </w:tc>
         <w:tc>
           <w:tcPr>
-            <w:tcW w:w="1837" w:type="dxa"/>
+            <w:tcW w:w="1836" w:type="dxa"/>
             <w:tcBorders/>
             <w:shd w:color="auto" w:fill="F2F2F2" w:themeFill="background1" w:themeFillShade="f2" w:val="clear"/>
           </w:tcPr>
@@ -11506,7 +11607,7 @@
         </w:tc>
         <w:tc>
           <w:tcPr>
-            <w:tcW w:w="4634" w:type="dxa"/>
+            <w:tcW w:w="4635" w:type="dxa"/>
             <w:tcBorders/>
             <w:shd w:color="auto" w:fill="F2F2F2" w:themeFill="background1" w:themeFillShade="f2" w:val="clear"/>
           </w:tcPr>
@@ -11578,7 +11679,7 @@
         </w:tc>
         <w:tc>
           <w:tcPr>
-            <w:tcW w:w="1837" w:type="dxa"/>
+            <w:tcW w:w="1836" w:type="dxa"/>
             <w:tcBorders/>
           </w:tcPr>
           <w:p>
@@ -11611,7 +11712,7 @@
         </w:tc>
         <w:tc>
           <w:tcPr>
-            <w:tcW w:w="4634" w:type="dxa"/>
+            <w:tcW w:w="4635" w:type="dxa"/>
             <w:tcBorders/>
           </w:tcPr>
           <w:p>
@@ -11685,7 +11786,7 @@
         </w:tc>
         <w:tc>
           <w:tcPr>
-            <w:tcW w:w="1837" w:type="dxa"/>
+            <w:tcW w:w="1836" w:type="dxa"/>
             <w:tcBorders/>
             <w:shd w:color="auto" w:fill="F2F2F2" w:themeFill="background1" w:themeFillShade="f2" w:val="clear"/>
           </w:tcPr>
@@ -11719,7 +11820,7 @@
         </w:tc>
         <w:tc>
           <w:tcPr>
-            <w:tcW w:w="4634" w:type="dxa"/>
+            <w:tcW w:w="4635" w:type="dxa"/>
             <w:tcBorders/>
             <w:shd w:color="auto" w:fill="F2F2F2" w:themeFill="background1" w:themeFillShade="f2" w:val="clear"/>
           </w:tcPr>
@@ -11791,7 +11892,7 @@
         </w:tc>
         <w:tc>
           <w:tcPr>
-            <w:tcW w:w="1837" w:type="dxa"/>
+            <w:tcW w:w="1836" w:type="dxa"/>
             <w:tcBorders/>
           </w:tcPr>
           <w:p>
@@ -11824,7 +11925,7 @@
         </w:tc>
         <w:tc>
           <w:tcPr>
-            <w:tcW w:w="4634" w:type="dxa"/>
+            <w:tcW w:w="4635" w:type="dxa"/>
             <w:tcBorders/>
           </w:tcPr>
           <w:p>
@@ -11888,7 +11989,7 @@
           <w:color w:val="auto"/>
         </w:rPr>
       </w:pPr>
-      <w:bookmarkStart w:id="32" w:name="_Toc212531356"/>
+      <w:bookmarkStart w:id="30" w:name="_Toc212531356"/>
       <w:r>
         <w:rPr>
           <w:rFonts w:cs="Courier New" w:ascii="Courier New" w:hAnsi="Courier New"/>
@@ -11898,7 +11999,7 @@
         </w:rPr>
         <w:t>3.5 User Interface Design</w:t>
       </w:r>
-      <w:bookmarkEnd w:id="32"/>
+      <w:bookmarkEnd w:id="30"/>
     </w:p>
     <w:p>
       <w:pPr>
@@ -12245,7 +12346,7 @@
           <w:color w:val="auto"/>
         </w:rPr>
       </w:pPr>
-      <w:bookmarkStart w:id="33" w:name="_Toc212531357"/>
+      <w:bookmarkStart w:id="31" w:name="_Toc212531357"/>
       <w:r>
         <w:rPr>
           <w:rFonts w:cs="Courier New" w:ascii="Courier New" w:hAnsi="Courier New"/>
@@ -12255,7 +12356,7 @@
         </w:rPr>
         <w:t>3.6 Security Considerations</w:t>
       </w:r>
-      <w:bookmarkEnd w:id="33"/>
+      <w:bookmarkEnd w:id="31"/>
     </w:p>
     <w:p>
       <w:pPr>
@@ -12375,7 +12476,7 @@
           <w:color w:val="auto"/>
         </w:rPr>
       </w:pPr>
-      <w:bookmarkStart w:id="34" w:name="_Toc212531358"/>
+      <w:bookmarkStart w:id="32" w:name="_Toc212531358"/>
       <w:r>
         <w:rPr>
           <w:rFonts w:cs="Courier New" w:ascii="Courier New" w:hAnsi="Courier New"/>
@@ -12385,7 +12486,7 @@
         </w:rPr>
         <w:t>3.7 Technology Stack</w:t>
       </w:r>
-      <w:bookmarkEnd w:id="34"/>
+      <w:bookmarkEnd w:id="32"/>
     </w:p>
     <w:p>
       <w:pPr>
@@ -12582,7 +12683,7 @@
           <w:szCs w:val="24"/>
         </w:rPr>
       </w:pPr>
-      <w:bookmarkStart w:id="35" w:name="_Toc212531359"/>
+      <w:bookmarkStart w:id="33" w:name="_Toc212531359"/>
       <w:r>
         <w:rPr>
           <w:rFonts w:cs="Courier New" w:ascii="Courier New" w:hAnsi="Courier New"/>
@@ -12594,7 +12695,7 @@
         </w:rPr>
         <w:t>Data Gathering Techniques</w:t>
       </w:r>
-      <w:bookmarkEnd w:id="35"/>
+      <w:bookmarkEnd w:id="33"/>
     </w:p>
     <w:p>
       <w:pPr>
@@ -12618,7 +12719,7 @@
           <w:szCs w:val="24"/>
         </w:rPr>
       </w:pPr>
-      <w:bookmarkStart w:id="36" w:name="_Toc212531360"/>
+      <w:bookmarkStart w:id="34" w:name="_Toc212531360"/>
       <w:r>
         <w:rPr>
           <w:rFonts w:cs="Courier New" w:ascii="Courier New" w:hAnsi="Courier New"/>
@@ -12630,7 +12731,7 @@
         </w:rPr>
         <w:t>Survey Questionnaire for System Assessment</w:t>
       </w:r>
-      <w:bookmarkEnd w:id="36"/>
+      <w:bookmarkEnd w:id="34"/>
     </w:p>
     <w:p>
       <w:pPr>
@@ -13204,8 +13305,8 @@
       </w:tblPr>
       <w:tblGrid>
         <w:gridCol w:w="791"/>
-        <w:gridCol w:w="4306"/>
-        <w:gridCol w:w="852"/>
+        <w:gridCol w:w="4305"/>
+        <w:gridCol w:w="853"/>
         <w:gridCol w:w="850"/>
         <w:gridCol w:w="851"/>
         <w:gridCol w:w="850"/>
@@ -13248,7 +13349,7 @@
         </w:tc>
         <w:tc>
           <w:tcPr>
-            <w:tcW w:w="4306" w:type="dxa"/>
+            <w:tcW w:w="4305" w:type="dxa"/>
             <w:tcBorders/>
           </w:tcPr>
           <w:p>
@@ -13281,7 +13382,7 @@
         </w:tc>
         <w:tc>
           <w:tcPr>
-            <w:tcW w:w="852" w:type="dxa"/>
+            <w:tcW w:w="853" w:type="dxa"/>
             <w:tcBorders/>
           </w:tcPr>
           <w:p>
@@ -13480,7 +13581,7 @@
         </w:tc>
         <w:tc>
           <w:tcPr>
-            <w:tcW w:w="4306" w:type="dxa"/>
+            <w:tcW w:w="4305" w:type="dxa"/>
             <w:tcBorders/>
           </w:tcPr>
           <w:p>
@@ -13512,7 +13613,7 @@
         </w:tc>
         <w:tc>
           <w:tcPr>
-            <w:tcW w:w="852" w:type="dxa"/>
+            <w:tcW w:w="853" w:type="dxa"/>
             <w:tcBorders/>
           </w:tcPr>
           <w:p>
@@ -13707,7 +13808,7 @@
         </w:tc>
         <w:tc>
           <w:tcPr>
-            <w:tcW w:w="4306" w:type="dxa"/>
+            <w:tcW w:w="4305" w:type="dxa"/>
             <w:tcBorders/>
           </w:tcPr>
           <w:p>
@@ -13739,7 +13840,7 @@
         </w:tc>
         <w:tc>
           <w:tcPr>
-            <w:tcW w:w="852" w:type="dxa"/>
+            <w:tcW w:w="853" w:type="dxa"/>
             <w:tcBorders/>
           </w:tcPr>
           <w:p>
@@ -13934,7 +14035,7 @@
         </w:tc>
         <w:tc>
           <w:tcPr>
-            <w:tcW w:w="4306" w:type="dxa"/>
+            <w:tcW w:w="4305" w:type="dxa"/>
             <w:tcBorders/>
           </w:tcPr>
           <w:p>
@@ -13966,7 +14067,7 @@
         </w:tc>
         <w:tc>
           <w:tcPr>
-            <w:tcW w:w="852" w:type="dxa"/>
+            <w:tcW w:w="853" w:type="dxa"/>
             <w:tcBorders/>
           </w:tcPr>
           <w:p>
@@ -14162,7 +14263,7 @@
         </w:tc>
         <w:tc>
           <w:tcPr>
-            <w:tcW w:w="4306" w:type="dxa"/>
+            <w:tcW w:w="4305" w:type="dxa"/>
             <w:tcBorders/>
           </w:tcPr>
           <w:p>
@@ -14195,7 +14296,7 @@
         </w:tc>
         <w:tc>
           <w:tcPr>
-            <w:tcW w:w="852" w:type="dxa"/>
+            <w:tcW w:w="853" w:type="dxa"/>
             <w:tcBorders/>
           </w:tcPr>
           <w:p>
@@ -14435,7 +14536,7 @@
         </w:tc>
         <w:tc>
           <w:tcPr>
-            <w:tcW w:w="4306" w:type="dxa"/>
+            <w:tcW w:w="4305" w:type="dxa"/>
             <w:tcBorders/>
           </w:tcPr>
           <w:p>
@@ -14468,7 +14569,7 @@
         </w:tc>
         <w:tc>
           <w:tcPr>
-            <w:tcW w:w="852" w:type="dxa"/>
+            <w:tcW w:w="853" w:type="dxa"/>
             <w:tcBorders/>
           </w:tcPr>
           <w:p>
@@ -14708,7 +14809,7 @@
         </w:tc>
         <w:tc>
           <w:tcPr>
-            <w:tcW w:w="4306" w:type="dxa"/>
+            <w:tcW w:w="4305" w:type="dxa"/>
             <w:tcBorders/>
           </w:tcPr>
           <w:p>
@@ -14741,7 +14842,7 @@
         </w:tc>
         <w:tc>
           <w:tcPr>
-            <w:tcW w:w="852" w:type="dxa"/>
+            <w:tcW w:w="853" w:type="dxa"/>
             <w:tcBorders/>
           </w:tcPr>
           <w:p>
@@ -14981,7 +15082,7 @@
         </w:tc>
         <w:tc>
           <w:tcPr>
-            <w:tcW w:w="4306" w:type="dxa"/>
+            <w:tcW w:w="4305" w:type="dxa"/>
             <w:tcBorders/>
           </w:tcPr>
           <w:p>
@@ -15014,7 +15115,7 @@
         </w:tc>
         <w:tc>
           <w:tcPr>
-            <w:tcW w:w="852" w:type="dxa"/>
+            <w:tcW w:w="853" w:type="dxa"/>
             <w:tcBorders/>
           </w:tcPr>
           <w:p>
@@ -15281,19 +15382,19 @@
         <w:tblLook w:val="04a0" w:noHBand="0" w:noVBand="1" w:firstColumn="1" w:lastRow="0" w:lastColumn="0" w:firstRow="1"/>
       </w:tblPr>
       <w:tblGrid>
-        <w:gridCol w:w="791"/>
+        <w:gridCol w:w="790"/>
         <w:gridCol w:w="4041"/>
-        <w:gridCol w:w="846"/>
+        <w:gridCol w:w="847"/>
         <w:gridCol w:w="844"/>
         <w:gridCol w:w="844"/>
-        <w:gridCol w:w="844"/>
-        <w:gridCol w:w="806"/>
+        <w:gridCol w:w="843"/>
+        <w:gridCol w:w="807"/>
       </w:tblGrid>
       <w:tr>
         <w:trPr/>
         <w:tc>
           <w:tcPr>
-            <w:tcW w:w="791" w:type="dxa"/>
+            <w:tcW w:w="790" w:type="dxa"/>
             <w:tcBorders/>
           </w:tcPr>
           <w:p>
@@ -15359,7 +15460,7 @@
         </w:tc>
         <w:tc>
           <w:tcPr>
-            <w:tcW w:w="846" w:type="dxa"/>
+            <w:tcW w:w="847" w:type="dxa"/>
             <w:tcBorders/>
           </w:tcPr>
           <w:p>
@@ -15458,7 +15559,7 @@
         </w:tc>
         <w:tc>
           <w:tcPr>
-            <w:tcW w:w="844" w:type="dxa"/>
+            <w:tcW w:w="843" w:type="dxa"/>
             <w:tcBorders/>
           </w:tcPr>
           <w:p>
@@ -15491,7 +15592,7 @@
         </w:tc>
         <w:tc>
           <w:tcPr>
-            <w:tcW w:w="806" w:type="dxa"/>
+            <w:tcW w:w="807" w:type="dxa"/>
             <w:tcBorders/>
           </w:tcPr>
           <w:p>
@@ -15526,7 +15627,7 @@
         <w:trPr/>
         <w:tc>
           <w:tcPr>
-            <w:tcW w:w="791" w:type="dxa"/>
+            <w:tcW w:w="790" w:type="dxa"/>
             <w:tcBorders/>
           </w:tcPr>
           <w:p>
@@ -15592,7 +15693,7 @@
         </w:tc>
         <w:tc>
           <w:tcPr>
-            <w:tcW w:w="846" w:type="dxa"/>
+            <w:tcW w:w="847" w:type="dxa"/>
             <w:tcBorders/>
           </w:tcPr>
           <w:p>
@@ -15721,7 +15822,7 @@
         </w:tc>
         <w:tc>
           <w:tcPr>
-            <w:tcW w:w="844" w:type="dxa"/>
+            <w:tcW w:w="843" w:type="dxa"/>
             <w:tcBorders/>
           </w:tcPr>
           <w:p>
@@ -15764,7 +15865,7 @@
         </w:tc>
         <w:tc>
           <w:tcPr>
-            <w:tcW w:w="806" w:type="dxa"/>
+            <w:tcW w:w="807" w:type="dxa"/>
             <w:tcBorders/>
           </w:tcPr>
           <w:p>
@@ -15799,7 +15900,7 @@
         <w:trPr/>
         <w:tc>
           <w:tcPr>
-            <w:tcW w:w="791" w:type="dxa"/>
+            <w:tcW w:w="790" w:type="dxa"/>
             <w:tcBorders/>
           </w:tcPr>
           <w:p>
@@ -15865,7 +15966,7 @@
         </w:tc>
         <w:tc>
           <w:tcPr>
-            <w:tcW w:w="846" w:type="dxa"/>
+            <w:tcW w:w="847" w:type="dxa"/>
             <w:tcBorders/>
           </w:tcPr>
           <w:p>
@@ -15994,7 +16095,7 @@
         </w:tc>
         <w:tc>
           <w:tcPr>
-            <w:tcW w:w="844" w:type="dxa"/>
+            <w:tcW w:w="843" w:type="dxa"/>
             <w:tcBorders/>
           </w:tcPr>
           <w:p>
@@ -16037,7 +16138,7 @@
         </w:tc>
         <w:tc>
           <w:tcPr>
-            <w:tcW w:w="806" w:type="dxa"/>
+            <w:tcW w:w="807" w:type="dxa"/>
             <w:tcBorders/>
           </w:tcPr>
           <w:p>
@@ -16072,7 +16173,7 @@
         <w:trPr/>
         <w:tc>
           <w:tcPr>
-            <w:tcW w:w="791" w:type="dxa"/>
+            <w:tcW w:w="790" w:type="dxa"/>
             <w:tcBorders/>
           </w:tcPr>
           <w:p>
@@ -16138,7 +16239,7 @@
         </w:tc>
         <w:tc>
           <w:tcPr>
-            <w:tcW w:w="846" w:type="dxa"/>
+            <w:tcW w:w="847" w:type="dxa"/>
             <w:tcBorders/>
           </w:tcPr>
           <w:p>
@@ -16267,7 +16368,7 @@
         </w:tc>
         <w:tc>
           <w:tcPr>
-            <w:tcW w:w="844" w:type="dxa"/>
+            <w:tcW w:w="843" w:type="dxa"/>
             <w:tcBorders/>
           </w:tcPr>
           <w:p>
@@ -16310,7 +16411,7 @@
         </w:tc>
         <w:tc>
           <w:tcPr>
-            <w:tcW w:w="806" w:type="dxa"/>
+            <w:tcW w:w="807" w:type="dxa"/>
             <w:tcBorders/>
           </w:tcPr>
           <w:p>
@@ -16345,7 +16446,7 @@
         <w:trPr/>
         <w:tc>
           <w:tcPr>
-            <w:tcW w:w="791" w:type="dxa"/>
+            <w:tcW w:w="790" w:type="dxa"/>
             <w:tcBorders/>
           </w:tcPr>
           <w:p>
@@ -16411,7 +16512,7 @@
         </w:tc>
         <w:tc>
           <w:tcPr>
-            <w:tcW w:w="846" w:type="dxa"/>
+            <w:tcW w:w="847" w:type="dxa"/>
             <w:tcBorders/>
           </w:tcPr>
           <w:p>
@@ -16540,7 +16641,7 @@
         </w:tc>
         <w:tc>
           <w:tcPr>
-            <w:tcW w:w="844" w:type="dxa"/>
+            <w:tcW w:w="843" w:type="dxa"/>
             <w:tcBorders/>
           </w:tcPr>
           <w:p>
@@ -16583,7 +16684,7 @@
         </w:tc>
         <w:tc>
           <w:tcPr>
-            <w:tcW w:w="806" w:type="dxa"/>
+            <w:tcW w:w="807" w:type="dxa"/>
             <w:tcBorders/>
           </w:tcPr>
           <w:p>
@@ -16618,7 +16719,7 @@
         <w:trPr/>
         <w:tc>
           <w:tcPr>
-            <w:tcW w:w="791" w:type="dxa"/>
+            <w:tcW w:w="790" w:type="dxa"/>
             <w:tcBorders/>
           </w:tcPr>
           <w:p>
@@ -16684,7 +16785,7 @@
         </w:tc>
         <w:tc>
           <w:tcPr>
-            <w:tcW w:w="846" w:type="dxa"/>
+            <w:tcW w:w="847" w:type="dxa"/>
             <w:tcBorders/>
           </w:tcPr>
           <w:p>
@@ -16813,7 +16914,7 @@
         </w:tc>
         <w:tc>
           <w:tcPr>
-            <w:tcW w:w="844" w:type="dxa"/>
+            <w:tcW w:w="843" w:type="dxa"/>
             <w:tcBorders/>
           </w:tcPr>
           <w:p>
@@ -16856,7 +16957,7 @@
         </w:tc>
         <w:tc>
           <w:tcPr>
-            <w:tcW w:w="806" w:type="dxa"/>
+            <w:tcW w:w="807" w:type="dxa"/>
             <w:tcBorders/>
           </w:tcPr>
           <w:p>
@@ -16954,10 +17055,10 @@
         <w:gridCol w:w="824"/>
         <w:gridCol w:w="4013"/>
         <w:gridCol w:w="843"/>
+        <w:gridCol w:w="843"/>
         <w:gridCol w:w="844"/>
         <w:gridCol w:w="844"/>
-        <w:gridCol w:w="844"/>
-        <w:gridCol w:w="804"/>
+        <w:gridCol w:w="805"/>
       </w:tblGrid>
       <w:tr>
         <w:trPr/>
@@ -17062,6 +17163,39 @@
         </w:tc>
         <w:tc>
           <w:tcPr>
+            <w:tcW w:w="843" w:type="dxa"/>
+            <w:tcBorders/>
+          </w:tcPr>
+          <w:p>
+            <w:pPr>
+              <w:pStyle w:val="Normal"/>
+              <w:widowControl/>
+              <w:suppressAutoHyphens w:val="true"/>
+              <w:spacing w:lineRule="auto" w:line="360" w:before="240" w:after="0"/>
+              <w:jc w:val="both"/>
+              <w:rPr>
+                <w:rFonts w:ascii="Courier New" w:hAnsi="Courier New" w:cs="Courier New"/>
+                <w:color w:themeColor="text1" w:val="000000"/>
+                <w:sz w:val="24"/>
+                <w:szCs w:val="24"/>
+              </w:rPr>
+            </w:pPr>
+            <w:r>
+              <w:rPr>
+                <w:rFonts w:eastAsia="Calibri" w:cs="Courier New" w:ascii="Courier New" w:hAnsi="Courier New"/>
+                <w:color w:themeColor="text1" w:val="000000"/>
+                <w:kern w:val="2"/>
+                <w:sz w:val="24"/>
+                <w:szCs w:val="24"/>
+                <w:lang w:val="en-PH" w:eastAsia="en-US" w:bidi="ar-SA"/>
+              </w:rPr>
+              <w:t>4</w:t>
+              <w:tab/>
+            </w:r>
+          </w:p>
+        </w:tc>
+        <w:tc>
+          <w:tcPr>
             <w:tcW w:w="844" w:type="dxa"/>
             <w:tcBorders/>
           </w:tcPr>
@@ -17088,7 +17222,7 @@
                 <w:szCs w:val="24"/>
                 <w:lang w:val="en-PH" w:eastAsia="en-US" w:bidi="ar-SA"/>
               </w:rPr>
-              <w:t>4</w:t>
+              <w:t>3</w:t>
               <w:tab/>
             </w:r>
           </w:p>
@@ -17121,39 +17255,6 @@
                 <w:szCs w:val="24"/>
                 <w:lang w:val="en-PH" w:eastAsia="en-US" w:bidi="ar-SA"/>
               </w:rPr>
-              <w:t>3</w:t>
-              <w:tab/>
-            </w:r>
-          </w:p>
-        </w:tc>
-        <w:tc>
-          <w:tcPr>
-            <w:tcW w:w="844" w:type="dxa"/>
-            <w:tcBorders/>
-          </w:tcPr>
-          <w:p>
-            <w:pPr>
-              <w:pStyle w:val="Normal"/>
-              <w:widowControl/>
-              <w:suppressAutoHyphens w:val="true"/>
-              <w:spacing w:lineRule="auto" w:line="360" w:before="240" w:after="0"/>
-              <w:jc w:val="both"/>
-              <w:rPr>
-                <w:rFonts w:ascii="Courier New" w:hAnsi="Courier New" w:cs="Courier New"/>
-                <w:color w:themeColor="text1" w:val="000000"/>
-                <w:sz w:val="24"/>
-                <w:szCs w:val="24"/>
-              </w:rPr>
-            </w:pPr>
-            <w:r>
-              <w:rPr>
-                <w:rFonts w:eastAsia="Calibri" w:cs="Courier New" w:ascii="Courier New" w:hAnsi="Courier New"/>
-                <w:color w:themeColor="text1" w:val="000000"/>
-                <w:kern w:val="2"/>
-                <w:sz w:val="24"/>
-                <w:szCs w:val="24"/>
-                <w:lang w:val="en-PH" w:eastAsia="en-US" w:bidi="ar-SA"/>
-              </w:rPr>
               <w:t>2</w:t>
               <w:tab/>
             </w:r>
@@ -17161,7 +17262,7 @@
         </w:tc>
         <w:tc>
           <w:tcPr>
-            <w:tcW w:w="804" w:type="dxa"/>
+            <w:tcW w:w="805" w:type="dxa"/>
             <w:tcBorders/>
           </w:tcPr>
           <w:p>
@@ -17305,6 +17406,49 @@
         </w:tc>
         <w:tc>
           <w:tcPr>
+            <w:tcW w:w="843" w:type="dxa"/>
+            <w:tcBorders/>
+          </w:tcPr>
+          <w:p>
+            <w:pPr>
+              <w:pStyle w:val="Normal"/>
+              <w:widowControl/>
+              <w:suppressAutoHyphens w:val="true"/>
+              <w:spacing w:lineRule="auto" w:line="360" w:before="240" w:after="0"/>
+              <w:jc w:val="both"/>
+              <w:rPr>
+                <w:rFonts w:ascii="Courier New" w:hAnsi="Courier New" w:cs="Courier New"/>
+                <w:color w:themeColor="text1" w:val="000000"/>
+                <w:sz w:val="24"/>
+                <w:szCs w:val="24"/>
+              </w:rPr>
+            </w:pPr>
+            <w:r>
+              <w:rPr>
+                <w:rFonts w:eastAsia="Calibri" w:cs="Segoe UI Symbol" w:ascii="Segoe UI Symbol" w:hAnsi="Segoe UI Symbol"/>
+                <w:color w:themeColor="text1" w:val="000000"/>
+                <w:kern w:val="2"/>
+                <w:sz w:val="24"/>
+                <w:szCs w:val="24"/>
+                <w:lang w:val="en-PH" w:eastAsia="en-US" w:bidi="ar-SA"/>
+              </w:rPr>
+              <w:t>☐</w:t>
+            </w:r>
+            <w:r>
+              <w:rPr>
+                <w:rFonts w:eastAsia="Calibri" w:cs="Courier New" w:ascii="Courier New" w:hAnsi="Courier New"/>
+                <w:color w:themeColor="text1" w:val="000000"/>
+                <w:kern w:val="2"/>
+                <w:sz w:val="24"/>
+                <w:szCs w:val="24"/>
+                <w:lang w:val="en-PH" w:eastAsia="en-US" w:bidi="ar-SA"/>
+              </w:rPr>
+              <w:tab/>
+            </w:r>
+          </w:p>
+        </w:tc>
+        <w:tc>
+          <w:tcPr>
             <w:tcW w:w="844" w:type="dxa"/>
             <w:tcBorders/>
           </w:tcPr>
@@ -17391,50 +17535,7 @@
         </w:tc>
         <w:tc>
           <w:tcPr>
-            <w:tcW w:w="844" w:type="dxa"/>
-            <w:tcBorders/>
-          </w:tcPr>
-          <w:p>
-            <w:pPr>
-              <w:pStyle w:val="Normal"/>
-              <w:widowControl/>
-              <w:suppressAutoHyphens w:val="true"/>
-              <w:spacing w:lineRule="auto" w:line="360" w:before="240" w:after="0"/>
-              <w:jc w:val="both"/>
-              <w:rPr>
-                <w:rFonts w:ascii="Courier New" w:hAnsi="Courier New" w:cs="Courier New"/>
-                <w:color w:themeColor="text1" w:val="000000"/>
-                <w:sz w:val="24"/>
-                <w:szCs w:val="24"/>
-              </w:rPr>
-            </w:pPr>
-            <w:r>
-              <w:rPr>
-                <w:rFonts w:eastAsia="Calibri" w:cs="Segoe UI Symbol" w:ascii="Segoe UI Symbol" w:hAnsi="Segoe UI Symbol"/>
-                <w:color w:themeColor="text1" w:val="000000"/>
-                <w:kern w:val="2"/>
-                <w:sz w:val="24"/>
-                <w:szCs w:val="24"/>
-                <w:lang w:val="en-PH" w:eastAsia="en-US" w:bidi="ar-SA"/>
-              </w:rPr>
-              <w:t>☐</w:t>
-            </w:r>
-            <w:r>
-              <w:rPr>
-                <w:rFonts w:eastAsia="Calibri" w:cs="Courier New" w:ascii="Courier New" w:hAnsi="Courier New"/>
-                <w:color w:themeColor="text1" w:val="000000"/>
-                <w:kern w:val="2"/>
-                <w:sz w:val="24"/>
-                <w:szCs w:val="24"/>
-                <w:lang w:val="en-PH" w:eastAsia="en-US" w:bidi="ar-SA"/>
-              </w:rPr>
-              <w:tab/>
-            </w:r>
-          </w:p>
-        </w:tc>
-        <w:tc>
-          <w:tcPr>
-            <w:tcW w:w="804" w:type="dxa"/>
+            <w:tcW w:w="805" w:type="dxa"/>
             <w:tcBorders/>
           </w:tcPr>
           <w:p>
@@ -17578,6 +17679,49 @@
         </w:tc>
         <w:tc>
           <w:tcPr>
+            <w:tcW w:w="843" w:type="dxa"/>
+            <w:tcBorders/>
+          </w:tcPr>
+          <w:p>
+            <w:pPr>
+              <w:pStyle w:val="Normal"/>
+              <w:widowControl/>
+              <w:suppressAutoHyphens w:val="true"/>
+              <w:spacing w:lineRule="auto" w:line="360" w:before="240" w:after="0"/>
+              <w:jc w:val="both"/>
+              <w:rPr>
+                <w:rFonts w:ascii="Courier New" w:hAnsi="Courier New" w:cs="Courier New"/>
+                <w:color w:themeColor="text1" w:val="000000"/>
+                <w:sz w:val="24"/>
+                <w:szCs w:val="24"/>
+              </w:rPr>
+            </w:pPr>
+            <w:r>
+              <w:rPr>
+                <w:rFonts w:eastAsia="Calibri" w:cs="Segoe UI Symbol" w:ascii="Segoe UI Symbol" w:hAnsi="Segoe UI Symbol"/>
+                <w:color w:themeColor="text1" w:val="000000"/>
+                <w:kern w:val="2"/>
+                <w:sz w:val="24"/>
+                <w:szCs w:val="24"/>
+                <w:lang w:val="en-PH" w:eastAsia="en-US" w:bidi="ar-SA"/>
+              </w:rPr>
+              <w:t>☐</w:t>
+            </w:r>
+            <w:r>
+              <w:rPr>
+                <w:rFonts w:eastAsia="Calibri" w:cs="Courier New" w:ascii="Courier New" w:hAnsi="Courier New"/>
+                <w:color w:themeColor="text1" w:val="000000"/>
+                <w:kern w:val="2"/>
+                <w:sz w:val="24"/>
+                <w:szCs w:val="24"/>
+                <w:lang w:val="en-PH" w:eastAsia="en-US" w:bidi="ar-SA"/>
+              </w:rPr>
+              <w:tab/>
+            </w:r>
+          </w:p>
+        </w:tc>
+        <w:tc>
+          <w:tcPr>
             <w:tcW w:w="844" w:type="dxa"/>
             <w:tcBorders/>
           </w:tcPr>
@@ -17664,50 +17808,7 @@
         </w:tc>
         <w:tc>
           <w:tcPr>
-            <w:tcW w:w="844" w:type="dxa"/>
-            <w:tcBorders/>
-          </w:tcPr>
-          <w:p>
-            <w:pPr>
-              <w:pStyle w:val="Normal"/>
-              <w:widowControl/>
-              <w:suppressAutoHyphens w:val="true"/>
-              <w:spacing w:lineRule="auto" w:line="360" w:before="240" w:after="0"/>
-              <w:jc w:val="both"/>
-              <w:rPr>
-                <w:rFonts w:ascii="Courier New" w:hAnsi="Courier New" w:cs="Courier New"/>
-                <w:color w:themeColor="text1" w:val="000000"/>
-                <w:sz w:val="24"/>
-                <w:szCs w:val="24"/>
-              </w:rPr>
-            </w:pPr>
-            <w:r>
-              <w:rPr>
-                <w:rFonts w:eastAsia="Calibri" w:cs="Segoe UI Symbol" w:ascii="Segoe UI Symbol" w:hAnsi="Segoe UI Symbol"/>
-                <w:color w:themeColor="text1" w:val="000000"/>
-                <w:kern w:val="2"/>
-                <w:sz w:val="24"/>
-                <w:szCs w:val="24"/>
-                <w:lang w:val="en-PH" w:eastAsia="en-US" w:bidi="ar-SA"/>
-              </w:rPr>
-              <w:t>☐</w:t>
-            </w:r>
-            <w:r>
-              <w:rPr>
-                <w:rFonts w:eastAsia="Calibri" w:cs="Courier New" w:ascii="Courier New" w:hAnsi="Courier New"/>
-                <w:color w:themeColor="text1" w:val="000000"/>
-                <w:kern w:val="2"/>
-                <w:sz w:val="24"/>
-                <w:szCs w:val="24"/>
-                <w:lang w:val="en-PH" w:eastAsia="en-US" w:bidi="ar-SA"/>
-              </w:rPr>
-              <w:tab/>
-            </w:r>
-          </w:p>
-        </w:tc>
-        <w:tc>
-          <w:tcPr>
-            <w:tcW w:w="804" w:type="dxa"/>
+            <w:tcW w:w="805" w:type="dxa"/>
             <w:tcBorders/>
           </w:tcPr>
           <w:p>
@@ -17851,6 +17952,49 @@
         </w:tc>
         <w:tc>
           <w:tcPr>
+            <w:tcW w:w="843" w:type="dxa"/>
+            <w:tcBorders/>
+          </w:tcPr>
+          <w:p>
+            <w:pPr>
+              <w:pStyle w:val="Normal"/>
+              <w:widowControl/>
+              <w:suppressAutoHyphens w:val="true"/>
+              <w:spacing w:lineRule="auto" w:line="360" w:before="240" w:after="0"/>
+              <w:jc w:val="both"/>
+              <w:rPr>
+                <w:rFonts w:ascii="Courier New" w:hAnsi="Courier New" w:cs="Courier New"/>
+                <w:color w:themeColor="text1" w:val="000000"/>
+                <w:sz w:val="24"/>
+                <w:szCs w:val="24"/>
+              </w:rPr>
+            </w:pPr>
+            <w:r>
+              <w:rPr>
+                <w:rFonts w:eastAsia="Calibri" w:cs="Segoe UI Symbol" w:ascii="Segoe UI Symbol" w:hAnsi="Segoe UI Symbol"/>
+                <w:color w:themeColor="text1" w:val="000000"/>
+                <w:kern w:val="2"/>
+                <w:sz w:val="24"/>
+                <w:szCs w:val="24"/>
+                <w:lang w:val="en-PH" w:eastAsia="en-US" w:bidi="ar-SA"/>
+              </w:rPr>
+              <w:t>☐</w:t>
+            </w:r>
+            <w:r>
+              <w:rPr>
+                <w:rFonts w:eastAsia="Calibri" w:cs="Courier New" w:ascii="Courier New" w:hAnsi="Courier New"/>
+                <w:color w:themeColor="text1" w:val="000000"/>
+                <w:kern w:val="2"/>
+                <w:sz w:val="24"/>
+                <w:szCs w:val="24"/>
+                <w:lang w:val="en-PH" w:eastAsia="en-US" w:bidi="ar-SA"/>
+              </w:rPr>
+              <w:tab/>
+            </w:r>
+          </w:p>
+        </w:tc>
+        <w:tc>
+          <w:tcPr>
             <w:tcW w:w="844" w:type="dxa"/>
             <w:tcBorders/>
           </w:tcPr>
@@ -17937,50 +18081,7 @@
         </w:tc>
         <w:tc>
           <w:tcPr>
-            <w:tcW w:w="844" w:type="dxa"/>
-            <w:tcBorders/>
-          </w:tcPr>
-          <w:p>
-            <w:pPr>
-              <w:pStyle w:val="Normal"/>
-              <w:widowControl/>
-              <w:suppressAutoHyphens w:val="true"/>
-              <w:spacing w:lineRule="auto" w:line="360" w:before="240" w:after="0"/>
-              <w:jc w:val="both"/>
-              <w:rPr>
-                <w:rFonts w:ascii="Courier New" w:hAnsi="Courier New" w:cs="Courier New"/>
-                <w:color w:themeColor="text1" w:val="000000"/>
-                <w:sz w:val="24"/>
-                <w:szCs w:val="24"/>
-              </w:rPr>
-            </w:pPr>
-            <w:r>
-              <w:rPr>
-                <w:rFonts w:eastAsia="Calibri" w:cs="Segoe UI Symbol" w:ascii="Segoe UI Symbol" w:hAnsi="Segoe UI Symbol"/>
-                <w:color w:themeColor="text1" w:val="000000"/>
-                <w:kern w:val="2"/>
-                <w:sz w:val="24"/>
-                <w:szCs w:val="24"/>
-                <w:lang w:val="en-PH" w:eastAsia="en-US" w:bidi="ar-SA"/>
-              </w:rPr>
-              <w:t>☐</w:t>
-            </w:r>
-            <w:r>
-              <w:rPr>
-                <w:rFonts w:eastAsia="Calibri" w:cs="Courier New" w:ascii="Courier New" w:hAnsi="Courier New"/>
-                <w:color w:themeColor="text1" w:val="000000"/>
-                <w:kern w:val="2"/>
-                <w:sz w:val="24"/>
-                <w:szCs w:val="24"/>
-                <w:lang w:val="en-PH" w:eastAsia="en-US" w:bidi="ar-SA"/>
-              </w:rPr>
-              <w:tab/>
-            </w:r>
-          </w:p>
-        </w:tc>
-        <w:tc>
-          <w:tcPr>
-            <w:tcW w:w="804" w:type="dxa"/>
+            <w:tcW w:w="805" w:type="dxa"/>
             <w:tcBorders/>
           </w:tcPr>
           <w:p>
@@ -18124,6 +18225,49 @@
         </w:tc>
         <w:tc>
           <w:tcPr>
+            <w:tcW w:w="843" w:type="dxa"/>
+            <w:tcBorders/>
+          </w:tcPr>
+          <w:p>
+            <w:pPr>
+              <w:pStyle w:val="Normal"/>
+              <w:widowControl/>
+              <w:suppressAutoHyphens w:val="true"/>
+              <w:spacing w:lineRule="auto" w:line="360" w:before="240" w:after="0"/>
+              <w:jc w:val="both"/>
+              <w:rPr>
+                <w:rFonts w:ascii="Courier New" w:hAnsi="Courier New" w:cs="Courier New"/>
+                <w:color w:themeColor="text1" w:val="000000"/>
+                <w:sz w:val="24"/>
+                <w:szCs w:val="24"/>
+              </w:rPr>
+            </w:pPr>
+            <w:r>
+              <w:rPr>
+                <w:rFonts w:eastAsia="Calibri" w:cs="Segoe UI Symbol" w:ascii="Segoe UI Symbol" w:hAnsi="Segoe UI Symbol"/>
+                <w:color w:themeColor="text1" w:val="000000"/>
+                <w:kern w:val="2"/>
+                <w:sz w:val="24"/>
+                <w:szCs w:val="24"/>
+                <w:lang w:val="en-PH" w:eastAsia="en-US" w:bidi="ar-SA"/>
+              </w:rPr>
+              <w:t>☐</w:t>
+            </w:r>
+            <w:r>
+              <w:rPr>
+                <w:rFonts w:eastAsia="Calibri" w:cs="Courier New" w:ascii="Courier New" w:hAnsi="Courier New"/>
+                <w:color w:themeColor="text1" w:val="000000"/>
+                <w:kern w:val="2"/>
+                <w:sz w:val="24"/>
+                <w:szCs w:val="24"/>
+                <w:lang w:val="en-PH" w:eastAsia="en-US" w:bidi="ar-SA"/>
+              </w:rPr>
+              <w:tab/>
+            </w:r>
+          </w:p>
+        </w:tc>
+        <w:tc>
+          <w:tcPr>
             <w:tcW w:w="844" w:type="dxa"/>
             <w:tcBorders/>
           </w:tcPr>
@@ -18210,50 +18354,7 @@
         </w:tc>
         <w:tc>
           <w:tcPr>
-            <w:tcW w:w="844" w:type="dxa"/>
-            <w:tcBorders/>
-          </w:tcPr>
-          <w:p>
-            <w:pPr>
-              <w:pStyle w:val="Normal"/>
-              <w:widowControl/>
-              <w:suppressAutoHyphens w:val="true"/>
-              <w:spacing w:lineRule="auto" w:line="360" w:before="240" w:after="0"/>
-              <w:jc w:val="both"/>
-              <w:rPr>
-                <w:rFonts w:ascii="Courier New" w:hAnsi="Courier New" w:cs="Courier New"/>
-                <w:color w:themeColor="text1" w:val="000000"/>
-                <w:sz w:val="24"/>
-                <w:szCs w:val="24"/>
-              </w:rPr>
-            </w:pPr>
-            <w:r>
-              <w:rPr>
-                <w:rFonts w:eastAsia="Calibri" w:cs="Segoe UI Symbol" w:ascii="Segoe UI Symbol" w:hAnsi="Segoe UI Symbol"/>
-                <w:color w:themeColor="text1" w:val="000000"/>
-                <w:kern w:val="2"/>
-                <w:sz w:val="24"/>
-                <w:szCs w:val="24"/>
-                <w:lang w:val="en-PH" w:eastAsia="en-US" w:bidi="ar-SA"/>
-              </w:rPr>
-              <w:t>☐</w:t>
-            </w:r>
-            <w:r>
-              <w:rPr>
-                <w:rFonts w:eastAsia="Calibri" w:cs="Courier New" w:ascii="Courier New" w:hAnsi="Courier New"/>
-                <w:color w:themeColor="text1" w:val="000000"/>
-                <w:kern w:val="2"/>
-                <w:sz w:val="24"/>
-                <w:szCs w:val="24"/>
-                <w:lang w:val="en-PH" w:eastAsia="en-US" w:bidi="ar-SA"/>
-              </w:rPr>
-              <w:tab/>
-            </w:r>
-          </w:p>
-        </w:tc>
-        <w:tc>
-          <w:tcPr>
-            <w:tcW w:w="804" w:type="dxa"/>
+            <w:tcW w:w="805" w:type="dxa"/>
             <w:tcBorders/>
           </w:tcPr>
           <w:p>
@@ -18397,6 +18498,49 @@
         </w:tc>
         <w:tc>
           <w:tcPr>
+            <w:tcW w:w="843" w:type="dxa"/>
+            <w:tcBorders/>
+          </w:tcPr>
+          <w:p>
+            <w:pPr>
+              <w:pStyle w:val="Normal"/>
+              <w:widowControl/>
+              <w:suppressAutoHyphens w:val="true"/>
+              <w:spacing w:lineRule="auto" w:line="360" w:before="240" w:after="0"/>
+              <w:jc w:val="both"/>
+              <w:rPr>
+                <w:rFonts w:ascii="Courier New" w:hAnsi="Courier New" w:cs="Courier New"/>
+                <w:color w:themeColor="text1" w:val="000000"/>
+                <w:sz w:val="24"/>
+                <w:szCs w:val="24"/>
+              </w:rPr>
+            </w:pPr>
+            <w:r>
+              <w:rPr>
+                <w:rFonts w:eastAsia="Calibri" w:cs="Segoe UI Symbol" w:ascii="Segoe UI Symbol" w:hAnsi="Segoe UI Symbol"/>
+                <w:color w:themeColor="text1" w:val="000000"/>
+                <w:kern w:val="2"/>
+                <w:sz w:val="24"/>
+                <w:szCs w:val="24"/>
+                <w:lang w:val="en-PH" w:eastAsia="en-US" w:bidi="ar-SA"/>
+              </w:rPr>
+              <w:t>☐</w:t>
+            </w:r>
+            <w:r>
+              <w:rPr>
+                <w:rFonts w:eastAsia="Calibri" w:cs="Courier New" w:ascii="Courier New" w:hAnsi="Courier New"/>
+                <w:color w:themeColor="text1" w:val="000000"/>
+                <w:kern w:val="2"/>
+                <w:sz w:val="24"/>
+                <w:szCs w:val="24"/>
+                <w:lang w:val="en-PH" w:eastAsia="en-US" w:bidi="ar-SA"/>
+              </w:rPr>
+              <w:tab/>
+            </w:r>
+          </w:p>
+        </w:tc>
+        <w:tc>
+          <w:tcPr>
             <w:tcW w:w="844" w:type="dxa"/>
             <w:tcBorders/>
           </w:tcPr>
@@ -18483,50 +18627,7 @@
         </w:tc>
         <w:tc>
           <w:tcPr>
-            <w:tcW w:w="844" w:type="dxa"/>
-            <w:tcBorders/>
-          </w:tcPr>
-          <w:p>
-            <w:pPr>
-              <w:pStyle w:val="Normal"/>
-              <w:widowControl/>
-              <w:suppressAutoHyphens w:val="true"/>
-              <w:spacing w:lineRule="auto" w:line="360" w:before="240" w:after="0"/>
-              <w:jc w:val="both"/>
-              <w:rPr>
-                <w:rFonts w:ascii="Courier New" w:hAnsi="Courier New" w:cs="Courier New"/>
-                <w:color w:themeColor="text1" w:val="000000"/>
-                <w:sz w:val="24"/>
-                <w:szCs w:val="24"/>
-              </w:rPr>
-            </w:pPr>
-            <w:r>
-              <w:rPr>
-                <w:rFonts w:eastAsia="Calibri" w:cs="Segoe UI Symbol" w:ascii="Segoe UI Symbol" w:hAnsi="Segoe UI Symbol"/>
-                <w:color w:themeColor="text1" w:val="000000"/>
-                <w:kern w:val="2"/>
-                <w:sz w:val="24"/>
-                <w:szCs w:val="24"/>
-                <w:lang w:val="en-PH" w:eastAsia="en-US" w:bidi="ar-SA"/>
-              </w:rPr>
-              <w:t>☐</w:t>
-            </w:r>
-            <w:r>
-              <w:rPr>
-                <w:rFonts w:eastAsia="Calibri" w:cs="Courier New" w:ascii="Courier New" w:hAnsi="Courier New"/>
-                <w:color w:themeColor="text1" w:val="000000"/>
-                <w:kern w:val="2"/>
-                <w:sz w:val="24"/>
-                <w:szCs w:val="24"/>
-                <w:lang w:val="en-PH" w:eastAsia="en-US" w:bidi="ar-SA"/>
-              </w:rPr>
-              <w:tab/>
-            </w:r>
-          </w:p>
-        </w:tc>
-        <w:tc>
-          <w:tcPr>
-            <w:tcW w:w="804" w:type="dxa"/>
+            <w:tcW w:w="805" w:type="dxa"/>
             <w:tcBorders/>
           </w:tcPr>
           <w:p>
@@ -18622,12 +18723,12 @@
       </w:tblPr>
       <w:tblGrid>
         <w:gridCol w:w="824"/>
-        <w:gridCol w:w="4008"/>
-        <w:gridCol w:w="846"/>
+        <w:gridCol w:w="4007"/>
+        <w:gridCol w:w="847"/>
         <w:gridCol w:w="844"/>
         <w:gridCol w:w="844"/>
-        <w:gridCol w:w="844"/>
-        <w:gridCol w:w="806"/>
+        <w:gridCol w:w="843"/>
+        <w:gridCol w:w="807"/>
       </w:tblGrid>
       <w:tr>
         <w:trPr/>
@@ -18666,7 +18767,7 @@
         </w:tc>
         <w:tc>
           <w:tcPr>
-            <w:tcW w:w="4008" w:type="dxa"/>
+            <w:tcW w:w="4007" w:type="dxa"/>
             <w:tcBorders/>
           </w:tcPr>
           <w:p>
@@ -18699,7 +18800,7 @@
         </w:tc>
         <w:tc>
           <w:tcPr>
-            <w:tcW w:w="846" w:type="dxa"/>
+            <w:tcW w:w="847" w:type="dxa"/>
             <w:tcBorders/>
           </w:tcPr>
           <w:p>
@@ -18798,7 +18899,7 @@
         </w:tc>
         <w:tc>
           <w:tcPr>
-            <w:tcW w:w="844" w:type="dxa"/>
+            <w:tcW w:w="843" w:type="dxa"/>
             <w:tcBorders/>
           </w:tcPr>
           <w:p>
@@ -18831,7 +18932,7 @@
         </w:tc>
         <w:tc>
           <w:tcPr>
-            <w:tcW w:w="806" w:type="dxa"/>
+            <w:tcW w:w="807" w:type="dxa"/>
             <w:tcBorders/>
           </w:tcPr>
           <w:p>
@@ -18899,7 +19000,7 @@
         </w:tc>
         <w:tc>
           <w:tcPr>
-            <w:tcW w:w="4008" w:type="dxa"/>
+            <w:tcW w:w="4007" w:type="dxa"/>
             <w:tcBorders/>
           </w:tcPr>
           <w:p>
@@ -18932,7 +19033,7 @@
         </w:tc>
         <w:tc>
           <w:tcPr>
-            <w:tcW w:w="846" w:type="dxa"/>
+            <w:tcW w:w="847" w:type="dxa"/>
             <w:tcBorders/>
           </w:tcPr>
           <w:p>
@@ -19061,7 +19162,7 @@
         </w:tc>
         <w:tc>
           <w:tcPr>
-            <w:tcW w:w="844" w:type="dxa"/>
+            <w:tcW w:w="843" w:type="dxa"/>
             <w:tcBorders/>
           </w:tcPr>
           <w:p>
@@ -19104,7 +19205,7 @@
         </w:tc>
         <w:tc>
           <w:tcPr>
-            <w:tcW w:w="806" w:type="dxa"/>
+            <w:tcW w:w="807" w:type="dxa"/>
             <w:tcBorders/>
           </w:tcPr>
           <w:p>
@@ -19172,7 +19273,7 @@
         </w:tc>
         <w:tc>
           <w:tcPr>
-            <w:tcW w:w="4008" w:type="dxa"/>
+            <w:tcW w:w="4007" w:type="dxa"/>
             <w:tcBorders/>
           </w:tcPr>
           <w:p>
@@ -19205,7 +19306,7 @@
         </w:tc>
         <w:tc>
           <w:tcPr>
-            <w:tcW w:w="846" w:type="dxa"/>
+            <w:tcW w:w="847" w:type="dxa"/>
             <w:tcBorders/>
           </w:tcPr>
           <w:p>
@@ -19334,7 +19435,7 @@
         </w:tc>
         <w:tc>
           <w:tcPr>
-            <w:tcW w:w="844" w:type="dxa"/>
+            <w:tcW w:w="843" w:type="dxa"/>
             <w:tcBorders/>
           </w:tcPr>
           <w:p>
@@ -19377,7 +19478,7 @@
         </w:tc>
         <w:tc>
           <w:tcPr>
-            <w:tcW w:w="806" w:type="dxa"/>
+            <w:tcW w:w="807" w:type="dxa"/>
             <w:tcBorders/>
           </w:tcPr>
           <w:p>
@@ -19445,7 +19546,7 @@
         </w:tc>
         <w:tc>
           <w:tcPr>
-            <w:tcW w:w="4008" w:type="dxa"/>
+            <w:tcW w:w="4007" w:type="dxa"/>
             <w:tcBorders/>
           </w:tcPr>
           <w:p>
@@ -19478,7 +19579,7 @@
         </w:tc>
         <w:tc>
           <w:tcPr>
-            <w:tcW w:w="846" w:type="dxa"/>
+            <w:tcW w:w="847" w:type="dxa"/>
             <w:tcBorders/>
           </w:tcPr>
           <w:p>
@@ -19607,7 +19708,7 @@
         </w:tc>
         <w:tc>
           <w:tcPr>
-            <w:tcW w:w="844" w:type="dxa"/>
+            <w:tcW w:w="843" w:type="dxa"/>
             <w:tcBorders/>
           </w:tcPr>
           <w:p>
@@ -19650,7 +19751,7 @@
         </w:tc>
         <w:tc>
           <w:tcPr>
-            <w:tcW w:w="806" w:type="dxa"/>
+            <w:tcW w:w="807" w:type="dxa"/>
             <w:tcBorders/>
           </w:tcPr>
           <w:p>
@@ -19715,7 +19816,7 @@
           <w:szCs w:val="24"/>
         </w:rPr>
       </w:pPr>
-      <w:bookmarkStart w:id="37" w:name="_Toc212531361"/>
+      <w:bookmarkStart w:id="35" w:name="_Toc212531361"/>
       <w:r>
         <w:rPr>
           <w:rFonts w:cs="Courier New" w:ascii="Courier New" w:hAnsi="Courier New"/>
@@ -19727,7 +19828,7 @@
         </w:rPr>
         <w:t>Sampling Methods for Respondents</w:t>
       </w:r>
-      <w:bookmarkEnd w:id="37"/>
+      <w:bookmarkEnd w:id="35"/>
     </w:p>
     <w:p>
       <w:pPr>
@@ -19852,14 +19953,14 @@
         <w:tblLook w:val="04a0" w:noHBand="0" w:noVBand="1" w:firstColumn="1" w:lastRow="0" w:lastColumn="0" w:firstRow="1"/>
       </w:tblPr>
       <w:tblGrid>
-        <w:gridCol w:w="4472"/>
-        <w:gridCol w:w="4544"/>
+        <w:gridCol w:w="4471"/>
+        <w:gridCol w:w="4545"/>
       </w:tblGrid>
       <w:tr>
         <w:trPr/>
         <w:tc>
           <w:tcPr>
-            <w:tcW w:w="4472" w:type="dxa"/>
+            <w:tcW w:w="4471" w:type="dxa"/>
             <w:tcBorders/>
           </w:tcPr>
           <w:p>
@@ -19891,7 +19992,7 @@
         </w:tc>
         <w:tc>
           <w:tcPr>
-            <w:tcW w:w="4544" w:type="dxa"/>
+            <w:tcW w:w="4545" w:type="dxa"/>
             <w:tcBorders/>
           </w:tcPr>
           <w:p>
@@ -19926,7 +20027,7 @@
         <w:trPr/>
         <w:tc>
           <w:tcPr>
-            <w:tcW w:w="4472" w:type="dxa"/>
+            <w:tcW w:w="4471" w:type="dxa"/>
             <w:tcBorders/>
             <w:shd w:color="auto" w:fill="99FF33" w:val="clear"/>
           </w:tcPr>
@@ -19963,7 +20064,7 @@
         </w:tc>
         <w:tc>
           <w:tcPr>
-            <w:tcW w:w="4544" w:type="dxa"/>
+            <w:tcW w:w="4545" w:type="dxa"/>
             <w:tcBorders/>
             <w:shd w:color="auto" w:fill="99FF33" w:val="clear"/>
           </w:tcPr>
@@ -20003,7 +20104,7 @@
         <w:trPr/>
         <w:tc>
           <w:tcPr>
-            <w:tcW w:w="4472" w:type="dxa"/>
+            <w:tcW w:w="4471" w:type="dxa"/>
             <w:tcBorders/>
             <w:shd w:color="auto" w:fill="CCFF33" w:val="clear"/>
           </w:tcPr>
@@ -20040,7 +20141,7 @@
         </w:tc>
         <w:tc>
           <w:tcPr>
-            <w:tcW w:w="4544" w:type="dxa"/>
+            <w:tcW w:w="4545" w:type="dxa"/>
             <w:tcBorders/>
             <w:shd w:color="auto" w:fill="CCFF33" w:val="clear"/>
           </w:tcPr>
@@ -20080,7 +20181,7 @@
         <w:trPr/>
         <w:tc>
           <w:tcPr>
-            <w:tcW w:w="4472" w:type="dxa"/>
+            <w:tcW w:w="4471" w:type="dxa"/>
             <w:tcBorders/>
             <w:shd w:color="auto" w:fill="FFFF00" w:val="clear"/>
           </w:tcPr>
@@ -20117,7 +20218,7 @@
         </w:tc>
         <w:tc>
           <w:tcPr>
-            <w:tcW w:w="4544" w:type="dxa"/>
+            <w:tcW w:w="4545" w:type="dxa"/>
             <w:tcBorders/>
             <w:shd w:color="auto" w:fill="FFFF00" w:val="clear"/>
           </w:tcPr>
@@ -20157,7 +20258,7 @@
         <w:trPr/>
         <w:tc>
           <w:tcPr>
-            <w:tcW w:w="4472" w:type="dxa"/>
+            <w:tcW w:w="4471" w:type="dxa"/>
             <w:tcBorders/>
             <w:shd w:color="auto" w:fill="FF9933" w:val="clear"/>
           </w:tcPr>
@@ -20194,7 +20295,7 @@
         </w:tc>
         <w:tc>
           <w:tcPr>
-            <w:tcW w:w="4544" w:type="dxa"/>
+            <w:tcW w:w="4545" w:type="dxa"/>
             <w:tcBorders/>
             <w:shd w:color="auto" w:fill="FF9933" w:val="clear"/>
           </w:tcPr>
@@ -20234,7 +20335,7 @@
         <w:trPr/>
         <w:tc>
           <w:tcPr>
-            <w:tcW w:w="4472" w:type="dxa"/>
+            <w:tcW w:w="4471" w:type="dxa"/>
             <w:tcBorders/>
             <w:shd w:color="auto" w:fill="FF3300" w:val="clear"/>
           </w:tcPr>
@@ -20271,7 +20372,7 @@
         </w:tc>
         <w:tc>
           <w:tcPr>
-            <w:tcW w:w="4544" w:type="dxa"/>
+            <w:tcW w:w="4545" w:type="dxa"/>
             <w:tcBorders/>
             <w:shd w:color="auto" w:fill="FF3300" w:val="clear"/>
           </w:tcPr>
@@ -20345,7 +20446,7 @@
           <w:szCs w:val="24"/>
         </w:rPr>
       </w:pPr>
-      <w:bookmarkStart w:id="38" w:name="_Toc212531362"/>
+      <w:bookmarkStart w:id="36" w:name="_Toc212531362"/>
       <w:r>
         <w:rPr>
           <w:rFonts w:cs="Courier New" w:ascii="Courier New" w:hAnsi="Courier New"/>
@@ -20357,7 +20458,7 @@
         </w:rPr>
         <w:t>5. Data Analysis Techniques</w:t>
       </w:r>
-      <w:bookmarkEnd w:id="38"/>
+      <w:bookmarkEnd w:id="36"/>
     </w:p>
     <w:p>
       <w:pPr>
@@ -20369,7 +20470,7 @@
           <w:color w:val="auto"/>
         </w:rPr>
       </w:pPr>
-      <w:bookmarkStart w:id="39" w:name="_Toc212531363"/>
+      <w:bookmarkStart w:id="37" w:name="_Toc212531363"/>
       <w:r>
         <w:rPr>
           <w:rFonts w:cs="Courier New" w:ascii="Courier New" w:hAnsi="Courier New"/>
@@ -20379,7 +20480,7 @@
         </w:rPr>
         <w:t>1. Statistical Methods for Processing Data</w:t>
       </w:r>
-      <w:bookmarkEnd w:id="39"/>
+      <w:bookmarkEnd w:id="37"/>
     </w:p>
     <w:p>
       <w:pPr>
@@ -20461,8 +20562,8 @@
         <w:tblLook w:val="04a0" w:noHBand="0" w:noVBand="1" w:firstColumn="1" w:lastRow="0" w:lastColumn="0" w:firstRow="1"/>
       </w:tblPr>
       <w:tblGrid>
-        <w:gridCol w:w="936"/>
-        <w:gridCol w:w="8080"/>
+        <w:gridCol w:w="935"/>
+        <w:gridCol w:w="8081"/>
       </w:tblGrid>
       <w:tr>
         <w:trPr>
@@ -20470,7 +20571,7 @@
         </w:trPr>
         <w:tc>
           <w:tcPr>
-            <w:tcW w:w="936" w:type="dxa"/>
+            <w:tcW w:w="935" w:type="dxa"/>
             <w:cnfStyle w:val="001000000000" w:firstRow="0" w:lastRow="0" w:firstColumn="1" w:lastColumn="0" w:oddVBand="0" w:evenVBand="0" w:oddHBand="0" w:evenHBand="0" w:firstRowFirstColumn="0" w:firstRowLastColumn="0" w:lastRowFirstColumn="0" w:lastRowLastColumn="0"/>
             <w:tcBorders/>
           </w:tcPr>
@@ -20507,7 +20608,7 @@
         </w:tc>
         <w:tc>
           <w:tcPr>
-            <w:tcW w:w="8080" w:type="dxa"/>
+            <w:tcW w:w="8081" w:type="dxa"/>
             <w:tcBorders/>
           </w:tcPr>
           <w:p>
@@ -20549,7 +20650,7 @@
         </w:trPr>
         <w:tc>
           <w:tcPr>
-            <w:tcW w:w="936" w:type="dxa"/>
+            <w:tcW w:w="935" w:type="dxa"/>
             <w:cnfStyle w:val="001000000000" w:firstRow="0" w:lastRow="0" w:firstColumn="1" w:lastColumn="0" w:oddVBand="0" w:evenVBand="0" w:oddHBand="0" w:evenHBand="0" w:firstRowFirstColumn="0" w:firstRowLastColumn="0" w:lastRowFirstColumn="0" w:lastRowLastColumn="0"/>
             <w:tcBorders/>
             <w:shd w:color="auto" w:fill="F2F2F2" w:themeFill="background1" w:themeFillShade="f2" w:val="clear"/>
@@ -20585,7 +20686,7 @@
         </w:tc>
         <w:tc>
           <w:tcPr>
-            <w:tcW w:w="8080" w:type="dxa"/>
+            <w:tcW w:w="8081" w:type="dxa"/>
             <w:tcBorders/>
             <w:shd w:color="auto" w:fill="F2F2F2" w:themeFill="background1" w:themeFillShade="f2" w:val="clear"/>
           </w:tcPr>
@@ -20622,7 +20723,7 @@
         <w:trPr/>
         <w:tc>
           <w:tcPr>
-            <w:tcW w:w="936" w:type="dxa"/>
+            <w:tcW w:w="935" w:type="dxa"/>
             <w:cnfStyle w:val="001000000000" w:firstRow="0" w:lastRow="0" w:firstColumn="1" w:lastColumn="0" w:oddVBand="0" w:evenVBand="0" w:oddHBand="0" w:evenHBand="0" w:firstRowFirstColumn="0" w:firstRowLastColumn="0" w:lastRowFirstColumn="0" w:lastRowLastColumn="0"/>
             <w:tcBorders/>
           </w:tcPr>
@@ -20657,7 +20758,7 @@
         </w:tc>
         <w:tc>
           <w:tcPr>
-            <w:tcW w:w="8080" w:type="dxa"/>
+            <w:tcW w:w="8081" w:type="dxa"/>
             <w:tcBorders/>
           </w:tcPr>
           <w:p>
@@ -20695,7 +20796,7 @@
         </w:trPr>
         <w:tc>
           <w:tcPr>
-            <w:tcW w:w="936" w:type="dxa"/>
+            <w:tcW w:w="935" w:type="dxa"/>
             <w:cnfStyle w:val="001000000000" w:firstRow="0" w:lastRow="0" w:firstColumn="1" w:lastColumn="0" w:oddVBand="0" w:evenVBand="0" w:oddHBand="0" w:evenHBand="0" w:firstRowFirstColumn="0" w:firstRowLastColumn="0" w:lastRowFirstColumn="0" w:lastRowLastColumn="0"/>
             <w:tcBorders/>
             <w:shd w:color="auto" w:fill="F2F2F2" w:themeFill="background1" w:themeFillShade="f2" w:val="clear"/>
@@ -20731,7 +20832,7 @@
         </w:tc>
         <w:tc>
           <w:tcPr>
-            <w:tcW w:w="8080" w:type="dxa"/>
+            <w:tcW w:w="8081" w:type="dxa"/>
             <w:tcBorders/>
             <w:shd w:color="auto" w:fill="F2F2F2" w:themeFill="background1" w:themeFillShade="f2" w:val="clear"/>
           </w:tcPr>
@@ -20768,7 +20869,7 @@
         <w:trPr/>
         <w:tc>
           <w:tcPr>
-            <w:tcW w:w="936" w:type="dxa"/>
+            <w:tcW w:w="935" w:type="dxa"/>
             <w:cnfStyle w:val="001000000000" w:firstRow="0" w:lastRow="0" w:firstColumn="1" w:lastColumn="0" w:oddVBand="0" w:evenVBand="0" w:oddHBand="0" w:evenHBand="0" w:firstRowFirstColumn="0" w:firstRowLastColumn="0" w:lastRowFirstColumn="0" w:lastRowLastColumn="0"/>
             <w:tcBorders/>
           </w:tcPr>
@@ -20803,7 +20904,7 @@
         </w:tc>
         <w:tc>
           <w:tcPr>
-            <w:tcW w:w="8080" w:type="dxa"/>
+            <w:tcW w:w="8081" w:type="dxa"/>
             <w:tcBorders/>
           </w:tcPr>
           <w:p>
@@ -20841,7 +20942,7 @@
         </w:trPr>
         <w:tc>
           <w:tcPr>
-            <w:tcW w:w="936" w:type="dxa"/>
+            <w:tcW w:w="935" w:type="dxa"/>
             <w:cnfStyle w:val="001000000000" w:firstRow="0" w:lastRow="0" w:firstColumn="1" w:lastColumn="0" w:oddVBand="0" w:evenVBand="0" w:oddHBand="0" w:evenHBand="0" w:firstRowFirstColumn="0" w:firstRowLastColumn="0" w:lastRowFirstColumn="0" w:lastRowLastColumn="0"/>
             <w:tcBorders/>
             <w:shd w:color="auto" w:fill="F2F2F2" w:themeFill="background1" w:themeFillShade="f2" w:val="clear"/>
@@ -20877,7 +20978,7 @@
         </w:tc>
         <w:tc>
           <w:tcPr>
-            <w:tcW w:w="8080" w:type="dxa"/>
+            <w:tcW w:w="8081" w:type="dxa"/>
             <w:tcBorders/>
             <w:shd w:color="auto" w:fill="F2F2F2" w:themeFill="background1" w:themeFillShade="f2" w:val="clear"/>
           </w:tcPr>
@@ -21416,7 +21517,7 @@
           <w:color w:val="auto"/>
         </w:rPr>
       </w:pPr>
-      <w:bookmarkStart w:id="40" w:name="_Toc212531364"/>
+      <w:bookmarkStart w:id="38" w:name="_Toc212531364"/>
       <w:r>
         <w:rPr>
           <w:rFonts w:cs="Courier New" w:ascii="Courier New" w:hAnsi="Courier New"/>
@@ -21426,7 +21527,7 @@
         </w:rPr>
         <w:t>Interpretation of Weighted Mean</w:t>
       </w:r>
-      <w:bookmarkEnd w:id="40"/>
+      <w:bookmarkEnd w:id="38"/>
     </w:p>
     <w:tbl>
       <w:tblPr>
@@ -21943,7 +22044,7 @@
           <w:color w:val="auto"/>
         </w:rPr>
       </w:pPr>
-      <w:bookmarkStart w:id="41" w:name="_Toc212531365"/>
+      <w:bookmarkStart w:id="39" w:name="_Toc212531365"/>
       <w:r>
         <w:rPr>
           <w:rFonts w:cs="Courier New" w:ascii="Courier New" w:hAnsi="Courier New"/>
@@ -21953,7 +22054,7 @@
         </w:rPr>
         <w:t>2. Framework for Evaluating System Effectiveness</w:t>
       </w:r>
-      <w:bookmarkEnd w:id="41"/>
+      <w:bookmarkEnd w:id="39"/>
     </w:p>
     <w:p>
       <w:pPr>
@@ -22698,7 +22799,7 @@
           <w:szCs w:val="24"/>
         </w:rPr>
       </w:pPr>
-      <w:bookmarkStart w:id="42" w:name="_Toc212531366"/>
+      <w:bookmarkStart w:id="40" w:name="_Toc212531366"/>
       <w:r>
         <w:rPr>
           <w:rFonts w:cs="Courier New" w:ascii="Courier New" w:hAnsi="Courier New"/>
@@ -22710,7 +22811,7 @@
         </w:rPr>
         <w:t>6. Ethical Considerations</w:t>
       </w:r>
-      <w:bookmarkEnd w:id="42"/>
+      <w:bookmarkEnd w:id="40"/>
     </w:p>
     <w:p>
       <w:pPr>
@@ -22810,7 +22911,7 @@
           <w:szCs w:val="24"/>
         </w:rPr>
       </w:pPr>
-      <w:bookmarkStart w:id="43" w:name="_Hlk212411922"/>
+      <w:bookmarkStart w:id="41" w:name="_Hlk212411922"/>
       <w:r>
         <w:rPr>
           <w:rFonts w:cs="Courier New" w:ascii="Courier New" w:hAnsi="Courier New"/>
@@ -22820,7 +22921,7 @@
         </w:rPr>
         <w:t>Respondents may skip any question they do not wish to answer.</w:t>
       </w:r>
-      <w:bookmarkEnd w:id="43"/>
+      <w:bookmarkEnd w:id="41"/>
     </w:p>
     <w:p>
       <w:pPr>
@@ -22857,7 +22958,7 @@
           <w:szCs w:val="24"/>
         </w:rPr>
       </w:pPr>
-      <w:bookmarkStart w:id="44" w:name="_Toc212531367"/>
+      <w:bookmarkStart w:id="42" w:name="_Toc212531367"/>
       <w:r>
         <w:rPr>
           <w:rFonts w:cs="Courier New" w:ascii="Courier New" w:hAnsi="Courier New"/>
@@ -22869,7 +22970,7 @@
         </w:rPr>
         <w:t>Chapter IV</w:t>
       </w:r>
-      <w:bookmarkEnd w:id="44"/>
+      <w:bookmarkEnd w:id="42"/>
     </w:p>
     <w:p>
       <w:pPr>
@@ -22885,7 +22986,7 @@
           <w:szCs w:val="24"/>
         </w:rPr>
       </w:pPr>
-      <w:bookmarkStart w:id="45" w:name="_Toc212531368"/>
+      <w:bookmarkStart w:id="43" w:name="_Toc212531368"/>
       <w:r>
         <w:rPr>
           <w:rFonts w:cs="Courier New" w:ascii="Courier New" w:hAnsi="Courier New"/>
@@ -22897,7 +22998,7 @@
         </w:rPr>
         <w:t>Results and Interpretation</w:t>
       </w:r>
-      <w:bookmarkEnd w:id="45"/>
+      <w:bookmarkEnd w:id="43"/>
     </w:p>
     <w:p>
       <w:pPr>
@@ -22950,7 +23051,7 @@
           <w:szCs w:val="24"/>
         </w:rPr>
       </w:pPr>
-      <w:bookmarkStart w:id="46" w:name="_Toc212531369"/>
+      <w:bookmarkStart w:id="44" w:name="_Toc212531369"/>
       <w:r>
         <w:rPr>
           <w:rFonts w:cs="Courier New" w:ascii="Courier New" w:hAnsi="Courier New"/>
@@ -22962,7 +23063,7 @@
         </w:rPr>
         <w:t>Summary of the data sources and analysis methods used</w:t>
       </w:r>
-      <w:bookmarkEnd w:id="46"/>
+      <w:bookmarkEnd w:id="44"/>
     </w:p>
     <w:p>
       <w:pPr>
@@ -23077,10 +23178,10 @@
         <w:tblLook w:val="04a0" w:noHBand="0" w:noVBand="1" w:firstColumn="1" w:lastRow="0" w:lastColumn="0" w:firstRow="1"/>
       </w:tblPr>
       <w:tblGrid>
-        <w:gridCol w:w="1412"/>
+        <w:gridCol w:w="1411"/>
         <w:gridCol w:w="2567"/>
         <w:gridCol w:w="1577"/>
-        <w:gridCol w:w="1801"/>
+        <w:gridCol w:w="1802"/>
         <w:gridCol w:w="1659"/>
       </w:tblGrid>
       <w:tr>
@@ -23089,7 +23190,7 @@
         </w:trPr>
         <w:tc>
           <w:tcPr>
-            <w:tcW w:w="1412" w:type="dxa"/>
+            <w:tcW w:w="1411" w:type="dxa"/>
             <w:cnfStyle w:val="001000000000" w:firstRow="0" w:lastRow="0" w:firstColumn="1" w:lastColumn="0" w:oddVBand="0" w:evenVBand="0" w:oddHBand="0" w:evenHBand="0" w:firstRowFirstColumn="0" w:firstRowLastColumn="0" w:lastRowFirstColumn="0" w:lastRowLastColumn="0"/>
             <w:tcBorders/>
           </w:tcPr>
@@ -23188,7 +23289,7 @@
         </w:tc>
         <w:tc>
           <w:tcPr>
-            <w:tcW w:w="1801" w:type="dxa"/>
+            <w:tcW w:w="1802" w:type="dxa"/>
             <w:tcBorders/>
           </w:tcPr>
           <w:p>
@@ -23259,7 +23360,7 @@
         </w:trPr>
         <w:tc>
           <w:tcPr>
-            <w:tcW w:w="1412" w:type="dxa"/>
+            <w:tcW w:w="1411" w:type="dxa"/>
             <w:cnfStyle w:val="001000000000" w:firstRow="0" w:lastRow="0" w:firstColumn="1" w:lastColumn="0" w:oddVBand="0" w:evenVBand="0" w:oddHBand="0" w:evenHBand="0" w:firstRowFirstColumn="0" w:firstRowLastColumn="0" w:lastRowFirstColumn="0" w:lastRowLastColumn="0"/>
             <w:tcBorders/>
             <w:shd w:color="auto" w:fill="F2F2F2" w:themeFill="background1" w:themeFillShade="f2" w:val="clear"/>
@@ -23357,7 +23458,7 @@
         </w:tc>
         <w:tc>
           <w:tcPr>
-            <w:tcW w:w="1801" w:type="dxa"/>
+            <w:tcW w:w="1802" w:type="dxa"/>
             <w:tcBorders/>
             <w:shd w:color="auto" w:fill="F2F2F2" w:themeFill="background1" w:themeFillShade="f2" w:val="clear"/>
           </w:tcPr>
@@ -23424,7 +23525,7 @@
         <w:trPr/>
         <w:tc>
           <w:tcPr>
-            <w:tcW w:w="1412" w:type="dxa"/>
+            <w:tcW w:w="1411" w:type="dxa"/>
             <w:cnfStyle w:val="001000000000" w:firstRow="0" w:lastRow="0" w:firstColumn="1" w:lastColumn="0" w:oddVBand="0" w:evenVBand="0" w:oddHBand="0" w:evenHBand="0" w:firstRowFirstColumn="0" w:firstRowLastColumn="0" w:lastRowFirstColumn="0" w:lastRowLastColumn="0"/>
             <w:tcBorders/>
           </w:tcPr>
@@ -23519,7 +23620,7 @@
         </w:tc>
         <w:tc>
           <w:tcPr>
-            <w:tcW w:w="1801" w:type="dxa"/>
+            <w:tcW w:w="1802" w:type="dxa"/>
             <w:tcBorders/>
           </w:tcPr>
           <w:p>
@@ -23586,7 +23687,7 @@
         </w:trPr>
         <w:tc>
           <w:tcPr>
-            <w:tcW w:w="1412" w:type="dxa"/>
+            <w:tcW w:w="1411" w:type="dxa"/>
             <w:cnfStyle w:val="001000000000" w:firstRow="0" w:lastRow="0" w:firstColumn="1" w:lastColumn="0" w:oddVBand="0" w:evenVBand="0" w:oddHBand="0" w:evenHBand="0" w:firstRowFirstColumn="0" w:firstRowLastColumn="0" w:lastRowFirstColumn="0" w:lastRowLastColumn="0"/>
             <w:tcBorders/>
             <w:shd w:color="auto" w:fill="F2F2F2" w:themeFill="background1" w:themeFillShade="f2" w:val="clear"/>
@@ -23684,7 +23785,7 @@
         </w:tc>
         <w:tc>
           <w:tcPr>
-            <w:tcW w:w="1801" w:type="dxa"/>
+            <w:tcW w:w="1802" w:type="dxa"/>
             <w:tcBorders/>
             <w:shd w:color="auto" w:fill="F2F2F2" w:themeFill="background1" w:themeFillShade="f2" w:val="clear"/>
           </w:tcPr>
@@ -23705,10 +23806,8 @@
             <w:r>
               <w:rPr>
                 <w:rFonts w:eastAsia="" w:cs="Courier New" w:eastAsiaTheme="majorEastAsia" w:ascii="Courier New" w:hAnsi="Courier New"/>
-                <w:kern w:val="2"/>
-                <w:sz w:val="24"/>
-                <w:szCs w:val="24"/>
-                <w:lang w:val="en-PH" w:eastAsia="en-US" w:bidi="ar-SA"/>
+                <w:sz w:val="24"/>
+                <w:szCs w:val="24"/>
               </w:rPr>
             </w:r>
           </w:p>
@@ -23750,7 +23849,7 @@
         <w:trPr/>
         <w:tc>
           <w:tcPr>
-            <w:tcW w:w="1412" w:type="dxa"/>
+            <w:tcW w:w="1411" w:type="dxa"/>
             <w:cnfStyle w:val="001000000000" w:firstRow="0" w:lastRow="0" w:firstColumn="1" w:lastColumn="0" w:oddVBand="0" w:evenVBand="0" w:oddHBand="0" w:evenHBand="0" w:firstRowFirstColumn="0" w:firstRowLastColumn="0" w:lastRowFirstColumn="0" w:lastRowLastColumn="0"/>
             <w:tcBorders/>
           </w:tcPr>
@@ -23845,7 +23944,7 @@
         </w:tc>
         <w:tc>
           <w:tcPr>
-            <w:tcW w:w="1801" w:type="dxa"/>
+            <w:tcW w:w="1802" w:type="dxa"/>
             <w:tcBorders/>
           </w:tcPr>
           <w:p>
@@ -23865,10 +23964,8 @@
             <w:r>
               <w:rPr>
                 <w:rFonts w:eastAsia="" w:cs="Courier New" w:eastAsiaTheme="majorEastAsia" w:ascii="Courier New" w:hAnsi="Courier New"/>
-                <w:kern w:val="2"/>
-                <w:sz w:val="24"/>
-                <w:szCs w:val="24"/>
-                <w:lang w:val="en-PH" w:eastAsia="en-US" w:bidi="ar-SA"/>
+                <w:sz w:val="24"/>
+                <w:szCs w:val="24"/>
               </w:rPr>
             </w:r>
           </w:p>
@@ -23911,7 +24008,7 @@
         </w:trPr>
         <w:tc>
           <w:tcPr>
-            <w:tcW w:w="1412" w:type="dxa"/>
+            <w:tcW w:w="1411" w:type="dxa"/>
             <w:cnfStyle w:val="001000000000" w:firstRow="0" w:lastRow="0" w:firstColumn="1" w:lastColumn="0" w:oddVBand="0" w:evenVBand="0" w:oddHBand="0" w:evenHBand="0" w:firstRowFirstColumn="0" w:firstRowLastColumn="0" w:lastRowFirstColumn="0" w:lastRowLastColumn="0"/>
             <w:tcBorders/>
             <w:shd w:color="auto" w:fill="F2F2F2" w:themeFill="background1" w:themeFillShade="f2" w:val="clear"/>
@@ -24009,7 +24106,7 @@
         </w:tc>
         <w:tc>
           <w:tcPr>
-            <w:tcW w:w="1801" w:type="dxa"/>
+            <w:tcW w:w="1802" w:type="dxa"/>
             <w:tcBorders/>
             <w:shd w:color="auto" w:fill="F2F2F2" w:themeFill="background1" w:themeFillShade="f2" w:val="clear"/>
           </w:tcPr>
@@ -24062,10 +24159,8 @@
             <w:r>
               <w:rPr>
                 <w:rFonts w:eastAsia="" w:cs="Courier New" w:eastAsiaTheme="majorEastAsia" w:ascii="Courier New" w:hAnsi="Courier New"/>
-                <w:kern w:val="2"/>
-                <w:sz w:val="24"/>
-                <w:szCs w:val="24"/>
-                <w:lang w:val="en-PH" w:eastAsia="en-US" w:bidi="ar-SA"/>
+                <w:sz w:val="24"/>
+                <w:szCs w:val="24"/>
               </w:rPr>
             </w:r>
           </w:p>
@@ -24075,7 +24170,7 @@
         <w:trPr/>
         <w:tc>
           <w:tcPr>
-            <w:tcW w:w="1412" w:type="dxa"/>
+            <w:tcW w:w="1411" w:type="dxa"/>
             <w:cnfStyle w:val="001000000000" w:firstRow="0" w:lastRow="0" w:firstColumn="1" w:lastColumn="0" w:oddVBand="0" w:evenVBand="0" w:oddHBand="0" w:evenHBand="0" w:firstRowFirstColumn="0" w:firstRowLastColumn="0" w:lastRowFirstColumn="0" w:lastRowLastColumn="0"/>
             <w:tcBorders/>
           </w:tcPr>
@@ -24170,7 +24265,7 @@
         </w:tc>
         <w:tc>
           <w:tcPr>
-            <w:tcW w:w="1801" w:type="dxa"/>
+            <w:tcW w:w="1802" w:type="dxa"/>
             <w:tcBorders/>
           </w:tcPr>
           <w:p>
@@ -24190,10 +24285,8 @@
             <w:r>
               <w:rPr>
                 <w:rFonts w:eastAsia="" w:cs="Courier New" w:eastAsiaTheme="majorEastAsia" w:ascii="Courier New" w:hAnsi="Courier New"/>
-                <w:kern w:val="2"/>
-                <w:sz w:val="24"/>
-                <w:szCs w:val="24"/>
-                <w:lang w:val="en-PH" w:eastAsia="en-US" w:bidi="ar-SA"/>
+                <w:sz w:val="24"/>
+                <w:szCs w:val="24"/>
               </w:rPr>
             </w:r>
           </w:p>
@@ -24220,10 +24313,8 @@
             <w:r>
               <w:rPr>
                 <w:rFonts w:eastAsia="" w:cs="Courier New" w:eastAsiaTheme="majorEastAsia" w:ascii="Courier New" w:hAnsi="Courier New"/>
-                <w:kern w:val="2"/>
-                <w:sz w:val="24"/>
-                <w:szCs w:val="24"/>
-                <w:lang w:val="en-PH" w:eastAsia="en-US" w:bidi="ar-SA"/>
+                <w:sz w:val="24"/>
+                <w:szCs w:val="24"/>
               </w:rPr>
             </w:r>
           </w:p>
@@ -24235,7 +24326,7 @@
         </w:trPr>
         <w:tc>
           <w:tcPr>
-            <w:tcW w:w="1412" w:type="dxa"/>
+            <w:tcW w:w="1411" w:type="dxa"/>
             <w:cnfStyle w:val="001000000000" w:firstRow="0" w:lastRow="0" w:firstColumn="1" w:lastColumn="0" w:oddVBand="0" w:evenVBand="0" w:oddHBand="0" w:evenHBand="0" w:firstRowFirstColumn="0" w:firstRowLastColumn="0" w:lastRowFirstColumn="0" w:lastRowLastColumn="0"/>
             <w:tcBorders/>
             <w:shd w:color="auto" w:fill="F2F2F2" w:themeFill="background1" w:themeFillShade="f2" w:val="clear"/>
@@ -24333,7 +24424,7 @@
         </w:tc>
         <w:tc>
           <w:tcPr>
-            <w:tcW w:w="1801" w:type="dxa"/>
+            <w:tcW w:w="1802" w:type="dxa"/>
             <w:tcBorders/>
             <w:shd w:color="auto" w:fill="F2F2F2" w:themeFill="background1" w:themeFillShade="f2" w:val="clear"/>
           </w:tcPr>
@@ -24386,10 +24477,8 @@
             <w:r>
               <w:rPr>
                 <w:rFonts w:eastAsia="" w:cs="Courier New" w:eastAsiaTheme="majorEastAsia" w:ascii="Courier New" w:hAnsi="Courier New"/>
-                <w:kern w:val="2"/>
-                <w:sz w:val="24"/>
-                <w:szCs w:val="24"/>
-                <w:lang w:val="en-PH" w:eastAsia="en-US" w:bidi="ar-SA"/>
+                <w:sz w:val="24"/>
+                <w:szCs w:val="24"/>
               </w:rPr>
             </w:r>
           </w:p>
@@ -24399,7 +24488,7 @@
         <w:trPr/>
         <w:tc>
           <w:tcPr>
-            <w:tcW w:w="1412" w:type="dxa"/>
+            <w:tcW w:w="1411" w:type="dxa"/>
             <w:cnfStyle w:val="001000000000" w:firstRow="0" w:lastRow="0" w:firstColumn="1" w:lastColumn="0" w:oddVBand="0" w:evenVBand="0" w:oddHBand="0" w:evenHBand="0" w:firstRowFirstColumn="0" w:firstRowLastColumn="0" w:lastRowFirstColumn="0" w:lastRowLastColumn="0"/>
             <w:tcBorders/>
           </w:tcPr>
@@ -24494,7 +24583,7 @@
         </w:tc>
         <w:tc>
           <w:tcPr>
-            <w:tcW w:w="1801" w:type="dxa"/>
+            <w:tcW w:w="1802" w:type="dxa"/>
             <w:tcBorders/>
           </w:tcPr>
           <w:p>
@@ -24545,10 +24634,8 @@
             <w:r>
               <w:rPr>
                 <w:rFonts w:eastAsia="" w:cs="Courier New" w:eastAsiaTheme="majorEastAsia" w:ascii="Courier New" w:hAnsi="Courier New"/>
-                <w:kern w:val="2"/>
-                <w:sz w:val="24"/>
-                <w:szCs w:val="24"/>
-                <w:lang w:val="en-PH" w:eastAsia="en-US" w:bidi="ar-SA"/>
+                <w:sz w:val="24"/>
+                <w:szCs w:val="24"/>
               </w:rPr>
             </w:r>
           </w:p>
@@ -24560,7 +24647,7 @@
         </w:trPr>
         <w:tc>
           <w:tcPr>
-            <w:tcW w:w="1412" w:type="dxa"/>
+            <w:tcW w:w="1411" w:type="dxa"/>
             <w:cnfStyle w:val="001000000000" w:firstRow="0" w:lastRow="0" w:firstColumn="1" w:lastColumn="0" w:oddVBand="0" w:evenVBand="0" w:oddHBand="0" w:evenHBand="0" w:firstRowFirstColumn="0" w:firstRowLastColumn="0" w:lastRowFirstColumn="0" w:lastRowLastColumn="0"/>
             <w:tcBorders/>
             <w:shd w:color="auto" w:fill="F2F2F2" w:themeFill="background1" w:themeFillShade="f2" w:val="clear"/>
@@ -24659,7 +24746,7 @@
         </w:tc>
         <w:tc>
           <w:tcPr>
-            <w:tcW w:w="1801" w:type="dxa"/>
+            <w:tcW w:w="1802" w:type="dxa"/>
             <w:tcBorders/>
             <w:shd w:color="auto" w:fill="F2F2F2" w:themeFill="background1" w:themeFillShade="f2" w:val="clear"/>
           </w:tcPr>
@@ -24726,7 +24813,7 @@
         <w:trPr/>
         <w:tc>
           <w:tcPr>
-            <w:tcW w:w="1412" w:type="dxa"/>
+            <w:tcW w:w="1411" w:type="dxa"/>
             <w:cnfStyle w:val="001000000000" w:firstRow="0" w:lastRow="0" w:firstColumn="1" w:lastColumn="0" w:oddVBand="0" w:evenVBand="0" w:oddHBand="0" w:evenHBand="0" w:firstRowFirstColumn="0" w:firstRowLastColumn="0" w:lastRowFirstColumn="0" w:lastRowLastColumn="0"/>
             <w:tcBorders/>
           </w:tcPr>
@@ -24821,7 +24908,7 @@
         </w:tc>
         <w:tc>
           <w:tcPr>
-            <w:tcW w:w="1801" w:type="dxa"/>
+            <w:tcW w:w="1802" w:type="dxa"/>
             <w:tcBorders/>
           </w:tcPr>
           <w:p>
@@ -24841,10 +24928,8 @@
             <w:r>
               <w:rPr>
                 <w:rFonts w:eastAsia="" w:cs="Courier New" w:eastAsiaTheme="majorEastAsia" w:ascii="Courier New" w:hAnsi="Courier New"/>
-                <w:kern w:val="2"/>
-                <w:sz w:val="24"/>
-                <w:szCs w:val="24"/>
-                <w:lang w:val="en-PH" w:eastAsia="en-US" w:bidi="ar-SA"/>
+                <w:sz w:val="24"/>
+                <w:szCs w:val="24"/>
               </w:rPr>
             </w:r>
           </w:p>
@@ -24887,7 +24972,7 @@
         </w:trPr>
         <w:tc>
           <w:tcPr>
-            <w:tcW w:w="1412" w:type="dxa"/>
+            <w:tcW w:w="1411" w:type="dxa"/>
             <w:cnfStyle w:val="001000000000" w:firstRow="0" w:lastRow="0" w:firstColumn="1" w:lastColumn="0" w:oddVBand="0" w:evenVBand="0" w:oddHBand="0" w:evenHBand="0" w:firstRowFirstColumn="0" w:firstRowLastColumn="0" w:lastRowFirstColumn="0" w:lastRowLastColumn="0"/>
             <w:tcBorders/>
             <w:shd w:color="auto" w:fill="F2F2F2" w:themeFill="background1" w:themeFillShade="f2" w:val="clear"/>
@@ -24985,7 +25070,7 @@
         </w:tc>
         <w:tc>
           <w:tcPr>
-            <w:tcW w:w="1801" w:type="dxa"/>
+            <w:tcW w:w="1802" w:type="dxa"/>
             <w:tcBorders/>
             <w:shd w:color="auto" w:fill="F2F2F2" w:themeFill="background1" w:themeFillShade="f2" w:val="clear"/>
           </w:tcPr>
@@ -25052,7 +25137,7 @@
         <w:trPr/>
         <w:tc>
           <w:tcPr>
-            <w:tcW w:w="1412" w:type="dxa"/>
+            <w:tcW w:w="1411" w:type="dxa"/>
             <w:cnfStyle w:val="001000000000" w:firstRow="0" w:lastRow="0" w:firstColumn="1" w:lastColumn="0" w:oddVBand="0" w:evenVBand="0" w:oddHBand="0" w:evenHBand="0" w:firstRowFirstColumn="0" w:firstRowLastColumn="0" w:lastRowFirstColumn="0" w:lastRowLastColumn="0"/>
             <w:tcBorders/>
           </w:tcPr>
@@ -25136,17 +25221,15 @@
             <w:r>
               <w:rPr>
                 <w:rFonts w:eastAsia="" w:cs="Courier New" w:eastAsiaTheme="majorEastAsia" w:ascii="Courier New" w:hAnsi="Courier New"/>
-                <w:kern w:val="2"/>
-                <w:sz w:val="24"/>
-                <w:szCs w:val="24"/>
-                <w:lang w:val="en-PH" w:eastAsia="en-US" w:bidi="ar-SA"/>
-              </w:rPr>
-            </w:r>
-          </w:p>
-        </w:tc>
-        <w:tc>
-          <w:tcPr>
-            <w:tcW w:w="1801" w:type="dxa"/>
+                <w:sz w:val="24"/>
+                <w:szCs w:val="24"/>
+              </w:rPr>
+            </w:r>
+          </w:p>
+        </w:tc>
+        <w:tc>
+          <w:tcPr>
+            <w:tcW w:w="1802" w:type="dxa"/>
             <w:tcBorders/>
           </w:tcPr>
           <w:p>
@@ -25166,10 +25249,8 @@
             <w:r>
               <w:rPr>
                 <w:rFonts w:eastAsia="" w:cs="Courier New" w:eastAsiaTheme="majorEastAsia" w:ascii="Courier New" w:hAnsi="Courier New"/>
-                <w:kern w:val="2"/>
-                <w:sz w:val="24"/>
-                <w:szCs w:val="24"/>
-                <w:lang w:val="en-PH" w:eastAsia="en-US" w:bidi="ar-SA"/>
+                <w:sz w:val="24"/>
+                <w:szCs w:val="24"/>
               </w:rPr>
             </w:r>
           </w:p>
@@ -25212,7 +25293,7 @@
         </w:trPr>
         <w:tc>
           <w:tcPr>
-            <w:tcW w:w="1412" w:type="dxa"/>
+            <w:tcW w:w="1411" w:type="dxa"/>
             <w:cnfStyle w:val="001000000000" w:firstRow="0" w:lastRow="0" w:firstColumn="1" w:lastColumn="0" w:oddVBand="0" w:evenVBand="0" w:oddHBand="0" w:evenHBand="0" w:firstRowFirstColumn="0" w:firstRowLastColumn="0" w:lastRowFirstColumn="0" w:lastRowLastColumn="0"/>
             <w:tcBorders/>
             <w:shd w:color="auto" w:fill="F2F2F2" w:themeFill="background1" w:themeFillShade="f2" w:val="clear"/>
@@ -25235,10 +25316,8 @@
                 <w:rFonts w:eastAsia="" w:cs="Courier New" w:eastAsiaTheme="majorEastAsia" w:ascii="Courier New" w:hAnsi="Courier New"/>
                 <w:b/>
                 <w:bCs/>
-                <w:kern w:val="2"/>
-                <w:sz w:val="24"/>
-                <w:szCs w:val="24"/>
-                <w:lang w:val="en-PH" w:eastAsia="en-US" w:bidi="ar-SA"/>
+                <w:sz w:val="24"/>
+                <w:szCs w:val="24"/>
               </w:rPr>
             </w:r>
           </w:p>
@@ -25309,7 +25388,7 @@
         </w:tc>
         <w:tc>
           <w:tcPr>
-            <w:tcW w:w="1801" w:type="dxa"/>
+            <w:tcW w:w="1802" w:type="dxa"/>
             <w:tcBorders/>
             <w:shd w:color="auto" w:fill="F2F2F2" w:themeFill="background1" w:themeFillShade="f2" w:val="clear"/>
           </w:tcPr>
@@ -25479,7 +25558,7 @@
           <w:color w:val="000000"/>
         </w:rPr>
       </w:pPr>
-      <w:bookmarkStart w:id="47" w:name="_Toc212531370"/>
+      <w:bookmarkStart w:id="45" w:name="_Toc212531370"/>
       <w:r>
         <w:rPr>
           <w:rFonts w:eastAsia="Courier New" w:cs="Courier New" w:ascii="Courier New" w:hAnsi="Courier New"/>
@@ -25488,7 +25567,7 @@
         </w:rPr>
         <w:t>Presentation of Results</w:t>
       </w:r>
-      <w:bookmarkEnd w:id="47"/>
+      <w:bookmarkEnd w:id="45"/>
     </w:p>
     <w:p>
       <w:pPr>
@@ -26268,9 +26347,9 @@
         <w:tblLook w:val="04a0" w:noHBand="0" w:noVBand="1" w:firstColumn="1" w:lastRow="0" w:lastColumn="0" w:firstRow="1"/>
       </w:tblPr>
       <w:tblGrid>
-        <w:gridCol w:w="4647"/>
+        <w:gridCol w:w="4646"/>
         <w:gridCol w:w="1584"/>
-        <w:gridCol w:w="2785"/>
+        <w:gridCol w:w="2786"/>
       </w:tblGrid>
       <w:tr>
         <w:trPr>
@@ -26278,7 +26357,7 @@
         </w:trPr>
         <w:tc>
           <w:tcPr>
-            <w:tcW w:w="4647" w:type="dxa"/>
+            <w:tcW w:w="4646" w:type="dxa"/>
             <w:cnfStyle w:val="001000000000" w:firstRow="0" w:lastRow="0" w:firstColumn="1" w:lastColumn="0" w:oddVBand="0" w:evenVBand="0" w:oddHBand="0" w:evenHBand="0" w:firstRowFirstColumn="0" w:firstRowLastColumn="0" w:lastRowFirstColumn="0" w:lastRowLastColumn="0"/>
             <w:tcBorders/>
           </w:tcPr>
@@ -26344,7 +26423,7 @@
         </w:tc>
         <w:tc>
           <w:tcPr>
-            <w:tcW w:w="2785" w:type="dxa"/>
+            <w:tcW w:w="2786" w:type="dxa"/>
             <w:tcBorders/>
           </w:tcPr>
           <w:p>
@@ -26382,7 +26461,7 @@
         </w:trPr>
         <w:tc>
           <w:tcPr>
-            <w:tcW w:w="4647" w:type="dxa"/>
+            <w:tcW w:w="4646" w:type="dxa"/>
             <w:cnfStyle w:val="001000000000" w:firstRow="0" w:lastRow="0" w:firstColumn="1" w:lastColumn="0" w:oddVBand="0" w:evenVBand="0" w:oddHBand="0" w:evenHBand="0" w:firstRowFirstColumn="0" w:firstRowLastColumn="0" w:lastRowFirstColumn="0" w:lastRowLastColumn="0"/>
             <w:tcBorders/>
             <w:shd w:color="auto" w:fill="F2F2F2" w:themeFill="background1" w:themeFillShade="f2" w:val="clear"/>
@@ -26448,7 +26527,7 @@
         </w:tc>
         <w:tc>
           <w:tcPr>
-            <w:tcW w:w="2785" w:type="dxa"/>
+            <w:tcW w:w="2786" w:type="dxa"/>
             <w:tcBorders/>
             <w:shd w:color="auto" w:fill="F2F2F2" w:themeFill="background1" w:themeFillShade="f2" w:val="clear"/>
           </w:tcPr>
@@ -26483,7 +26562,7 @@
         <w:trPr/>
         <w:tc>
           <w:tcPr>
-            <w:tcW w:w="4647" w:type="dxa"/>
+            <w:tcW w:w="4646" w:type="dxa"/>
             <w:cnfStyle w:val="001000000000" w:firstRow="0" w:lastRow="0" w:firstColumn="1" w:lastColumn="0" w:oddVBand="0" w:evenVBand="0" w:oddHBand="0" w:evenHBand="0" w:firstRowFirstColumn="0" w:firstRowLastColumn="0" w:lastRowFirstColumn="0" w:lastRowLastColumn="0"/>
             <w:tcBorders/>
           </w:tcPr>
@@ -26547,7 +26626,7 @@
         </w:tc>
         <w:tc>
           <w:tcPr>
-            <w:tcW w:w="2785" w:type="dxa"/>
+            <w:tcW w:w="2786" w:type="dxa"/>
             <w:tcBorders/>
           </w:tcPr>
           <w:p>
@@ -26583,7 +26662,7 @@
         </w:trPr>
         <w:tc>
           <w:tcPr>
-            <w:tcW w:w="4647" w:type="dxa"/>
+            <w:tcW w:w="4646" w:type="dxa"/>
             <w:cnfStyle w:val="001000000000" w:firstRow="0" w:lastRow="0" w:firstColumn="1" w:lastColumn="0" w:oddVBand="0" w:evenVBand="0" w:oddHBand="0" w:evenHBand="0" w:firstRowFirstColumn="0" w:firstRowLastColumn="0" w:lastRowFirstColumn="0" w:lastRowLastColumn="0"/>
             <w:tcBorders/>
             <w:shd w:color="auto" w:fill="F2F2F2" w:themeFill="background1" w:themeFillShade="f2" w:val="clear"/>
@@ -26649,7 +26728,7 @@
         </w:tc>
         <w:tc>
           <w:tcPr>
-            <w:tcW w:w="2785" w:type="dxa"/>
+            <w:tcW w:w="2786" w:type="dxa"/>
             <w:tcBorders/>
             <w:shd w:color="auto" w:fill="F2F2F2" w:themeFill="background1" w:themeFillShade="f2" w:val="clear"/>
           </w:tcPr>
@@ -26684,7 +26763,7 @@
         <w:trPr/>
         <w:tc>
           <w:tcPr>
-            <w:tcW w:w="4647" w:type="dxa"/>
+            <w:tcW w:w="4646" w:type="dxa"/>
             <w:cnfStyle w:val="001000000000" w:firstRow="0" w:lastRow="0" w:firstColumn="1" w:lastColumn="0" w:oddVBand="0" w:evenVBand="0" w:oddHBand="0" w:evenHBand="0" w:firstRowFirstColumn="0" w:firstRowLastColumn="0" w:lastRowFirstColumn="0" w:lastRowLastColumn="0"/>
             <w:tcBorders/>
           </w:tcPr>
@@ -26748,7 +26827,7 @@
         </w:tc>
         <w:tc>
           <w:tcPr>
-            <w:tcW w:w="2785" w:type="dxa"/>
+            <w:tcW w:w="2786" w:type="dxa"/>
             <w:tcBorders/>
           </w:tcPr>
           <w:p>
@@ -26784,7 +26863,7 @@
         </w:trPr>
         <w:tc>
           <w:tcPr>
-            <w:tcW w:w="4647" w:type="dxa"/>
+            <w:tcW w:w="4646" w:type="dxa"/>
             <w:cnfStyle w:val="001000000000" w:firstRow="0" w:lastRow="0" w:firstColumn="1" w:lastColumn="0" w:oddVBand="0" w:evenVBand="0" w:oddHBand="0" w:evenHBand="0" w:firstRowFirstColumn="0" w:firstRowLastColumn="0" w:lastRowFirstColumn="0" w:lastRowLastColumn="0"/>
             <w:tcBorders/>
             <w:shd w:color="auto" w:fill="F2F2F2" w:themeFill="background1" w:themeFillShade="f2" w:val="clear"/>
@@ -26850,7 +26929,7 @@
         </w:tc>
         <w:tc>
           <w:tcPr>
-            <w:tcW w:w="2785" w:type="dxa"/>
+            <w:tcW w:w="2786" w:type="dxa"/>
             <w:tcBorders/>
             <w:shd w:color="auto" w:fill="F2F2F2" w:themeFill="background1" w:themeFillShade="f2" w:val="clear"/>
           </w:tcPr>
@@ -26962,8 +27041,8 @@
         <w:tblLook w:val="04a0" w:noHBand="0" w:noVBand="1" w:firstColumn="1" w:lastRow="0" w:lastColumn="0" w:firstRow="1"/>
       </w:tblPr>
       <w:tblGrid>
-        <w:gridCol w:w="4647"/>
-        <w:gridCol w:w="1444"/>
+        <w:gridCol w:w="4646"/>
+        <w:gridCol w:w="1445"/>
         <w:gridCol w:w="2925"/>
       </w:tblGrid>
       <w:tr>
@@ -26972,7 +27051,7 @@
         </w:trPr>
         <w:tc>
           <w:tcPr>
-            <w:tcW w:w="4647" w:type="dxa"/>
+            <w:tcW w:w="4646" w:type="dxa"/>
             <w:cnfStyle w:val="001000000000" w:firstRow="0" w:lastRow="0" w:firstColumn="1" w:lastColumn="0" w:oddVBand="0" w:evenVBand="0" w:oddHBand="0" w:evenHBand="0" w:firstRowFirstColumn="0" w:firstRowLastColumn="0" w:lastRowFirstColumn="0" w:lastRowLastColumn="0"/>
             <w:tcBorders/>
           </w:tcPr>
@@ -27005,7 +27084,7 @@
         </w:tc>
         <w:tc>
           <w:tcPr>
-            <w:tcW w:w="1444" w:type="dxa"/>
+            <w:tcW w:w="1445" w:type="dxa"/>
             <w:tcBorders/>
           </w:tcPr>
           <w:p>
@@ -27076,7 +27155,7 @@
         </w:trPr>
         <w:tc>
           <w:tcPr>
-            <w:tcW w:w="4647" w:type="dxa"/>
+            <w:tcW w:w="4646" w:type="dxa"/>
             <w:cnfStyle w:val="001000000000" w:firstRow="0" w:lastRow="0" w:firstColumn="1" w:lastColumn="0" w:oddVBand="0" w:evenVBand="0" w:oddHBand="0" w:evenHBand="0" w:firstRowFirstColumn="0" w:firstRowLastColumn="0" w:lastRowFirstColumn="0" w:lastRowLastColumn="0"/>
             <w:tcBorders/>
             <w:shd w:color="auto" w:fill="F2F2F2" w:themeFill="background1" w:themeFillShade="f2" w:val="clear"/>
@@ -27110,7 +27189,7 @@
         </w:tc>
         <w:tc>
           <w:tcPr>
-            <w:tcW w:w="1444" w:type="dxa"/>
+            <w:tcW w:w="1445" w:type="dxa"/>
             <w:tcBorders/>
             <w:shd w:color="auto" w:fill="F2F2F2" w:themeFill="background1" w:themeFillShade="f2" w:val="clear"/>
           </w:tcPr>
@@ -27177,7 +27256,7 @@
         <w:trPr/>
         <w:tc>
           <w:tcPr>
-            <w:tcW w:w="4647" w:type="dxa"/>
+            <w:tcW w:w="4646" w:type="dxa"/>
             <w:cnfStyle w:val="001000000000" w:firstRow="0" w:lastRow="0" w:firstColumn="1" w:lastColumn="0" w:oddVBand="0" w:evenVBand="0" w:oddHBand="0" w:evenHBand="0" w:firstRowFirstColumn="0" w:firstRowLastColumn="0" w:lastRowFirstColumn="0" w:lastRowLastColumn="0"/>
             <w:tcBorders/>
           </w:tcPr>
@@ -27210,7 +27289,7 @@
         </w:tc>
         <w:tc>
           <w:tcPr>
-            <w:tcW w:w="1444" w:type="dxa"/>
+            <w:tcW w:w="1445" w:type="dxa"/>
             <w:tcBorders/>
           </w:tcPr>
           <w:p>
@@ -27277,7 +27356,7 @@
         </w:trPr>
         <w:tc>
           <w:tcPr>
-            <w:tcW w:w="4647" w:type="dxa"/>
+            <w:tcW w:w="4646" w:type="dxa"/>
             <w:cnfStyle w:val="001000000000" w:firstRow="0" w:lastRow="0" w:firstColumn="1" w:lastColumn="0" w:oddVBand="0" w:evenVBand="0" w:oddHBand="0" w:evenHBand="0" w:firstRowFirstColumn="0" w:firstRowLastColumn="0" w:lastRowFirstColumn="0" w:lastRowLastColumn="0"/>
             <w:tcBorders/>
             <w:shd w:color="auto" w:fill="F2F2F2" w:themeFill="background1" w:themeFillShade="f2" w:val="clear"/>
@@ -27311,7 +27390,7 @@
         </w:tc>
         <w:tc>
           <w:tcPr>
-            <w:tcW w:w="1444" w:type="dxa"/>
+            <w:tcW w:w="1445" w:type="dxa"/>
             <w:tcBorders/>
             <w:shd w:color="auto" w:fill="F2F2F2" w:themeFill="background1" w:themeFillShade="f2" w:val="clear"/>
           </w:tcPr>
@@ -27378,7 +27457,7 @@
         <w:trPr/>
         <w:tc>
           <w:tcPr>
-            <w:tcW w:w="4647" w:type="dxa"/>
+            <w:tcW w:w="4646" w:type="dxa"/>
             <w:cnfStyle w:val="001000000000" w:firstRow="0" w:lastRow="0" w:firstColumn="1" w:lastColumn="0" w:oddVBand="0" w:evenVBand="0" w:oddHBand="0" w:evenHBand="0" w:firstRowFirstColumn="0" w:firstRowLastColumn="0" w:lastRowFirstColumn="0" w:lastRowLastColumn="0"/>
             <w:tcBorders/>
           </w:tcPr>
@@ -27411,7 +27490,7 @@
         </w:tc>
         <w:tc>
           <w:tcPr>
-            <w:tcW w:w="1444" w:type="dxa"/>
+            <w:tcW w:w="1445" w:type="dxa"/>
             <w:tcBorders/>
           </w:tcPr>
           <w:p>
@@ -27478,7 +27557,7 @@
         </w:trPr>
         <w:tc>
           <w:tcPr>
-            <w:tcW w:w="4647" w:type="dxa"/>
+            <w:tcW w:w="4646" w:type="dxa"/>
             <w:cnfStyle w:val="001000000000" w:firstRow="0" w:lastRow="0" w:firstColumn="1" w:lastColumn="0" w:oddVBand="0" w:evenVBand="0" w:oddHBand="0" w:evenHBand="0" w:firstRowFirstColumn="0" w:firstRowLastColumn="0" w:lastRowFirstColumn="0" w:lastRowLastColumn="0"/>
             <w:tcBorders/>
             <w:shd w:color="auto" w:fill="F2F2F2" w:themeFill="background1" w:themeFillShade="f2" w:val="clear"/>
@@ -27512,7 +27591,7 @@
         </w:tc>
         <w:tc>
           <w:tcPr>
-            <w:tcW w:w="1444" w:type="dxa"/>
+            <w:tcW w:w="1445" w:type="dxa"/>
             <w:tcBorders/>
             <w:shd w:color="auto" w:fill="F2F2F2" w:themeFill="background1" w:themeFillShade="f2" w:val="clear"/>
           </w:tcPr>
@@ -27579,7 +27658,7 @@
         <w:trPr/>
         <w:tc>
           <w:tcPr>
-            <w:tcW w:w="4647" w:type="dxa"/>
+            <w:tcW w:w="4646" w:type="dxa"/>
             <w:cnfStyle w:val="001000000000" w:firstRow="0" w:lastRow="0" w:firstColumn="1" w:lastColumn="0" w:oddVBand="0" w:evenVBand="0" w:oddHBand="0" w:evenHBand="0" w:firstRowFirstColumn="0" w:firstRowLastColumn="0" w:lastRowFirstColumn="0" w:lastRowLastColumn="0"/>
             <w:tcBorders/>
           </w:tcPr>
@@ -27612,7 +27691,7 @@
         </w:tc>
         <w:tc>
           <w:tcPr>
-            <w:tcW w:w="1444" w:type="dxa"/>
+            <w:tcW w:w="1445" w:type="dxa"/>
             <w:tcBorders/>
           </w:tcPr>
           <w:p>
@@ -27754,9 +27833,9 @@
         <w:tblLook w:val="04a0" w:noHBand="0" w:noVBand="1" w:firstColumn="1" w:lastRow="0" w:lastColumn="0" w:firstRow="1"/>
       </w:tblPr>
       <w:tblGrid>
-        <w:gridCol w:w="5381"/>
+        <w:gridCol w:w="5380"/>
         <w:gridCol w:w="1401"/>
-        <w:gridCol w:w="2234"/>
+        <w:gridCol w:w="2235"/>
       </w:tblGrid>
       <w:tr>
         <w:trPr>
@@ -27764,7 +27843,7 @@
         </w:trPr>
         <w:tc>
           <w:tcPr>
-            <w:tcW w:w="5381" w:type="dxa"/>
+            <w:tcW w:w="5380" w:type="dxa"/>
             <w:cnfStyle w:val="001000000000" w:firstRow="0" w:lastRow="0" w:firstColumn="1" w:lastColumn="0" w:oddVBand="0" w:evenVBand="0" w:oddHBand="0" w:evenHBand="0" w:firstRowFirstColumn="0" w:firstRowLastColumn="0" w:lastRowFirstColumn="0" w:lastRowLastColumn="0"/>
             <w:tcBorders/>
           </w:tcPr>
@@ -27830,7 +27909,7 @@
         </w:tc>
         <w:tc>
           <w:tcPr>
-            <w:tcW w:w="2234" w:type="dxa"/>
+            <w:tcW w:w="2235" w:type="dxa"/>
             <w:tcBorders/>
           </w:tcPr>
           <w:p>
@@ -27868,7 +27947,7 @@
         </w:trPr>
         <w:tc>
           <w:tcPr>
-            <w:tcW w:w="5381" w:type="dxa"/>
+            <w:tcW w:w="5380" w:type="dxa"/>
             <w:cnfStyle w:val="001000000000" w:firstRow="0" w:lastRow="0" w:firstColumn="1" w:lastColumn="0" w:oddVBand="0" w:evenVBand="0" w:oddHBand="0" w:evenHBand="0" w:firstRowFirstColumn="0" w:firstRowLastColumn="0" w:lastRowFirstColumn="0" w:lastRowLastColumn="0"/>
             <w:tcBorders/>
             <w:shd w:color="auto" w:fill="F2F2F2" w:themeFill="background1" w:themeFillShade="f2" w:val="clear"/>
@@ -27934,7 +28013,7 @@
         </w:tc>
         <w:tc>
           <w:tcPr>
-            <w:tcW w:w="2234" w:type="dxa"/>
+            <w:tcW w:w="2235" w:type="dxa"/>
             <w:tcBorders/>
             <w:shd w:color="auto" w:fill="F2F2F2" w:themeFill="background1" w:themeFillShade="f2" w:val="clear"/>
           </w:tcPr>
@@ -27969,7 +28048,7 @@
         <w:trPr/>
         <w:tc>
           <w:tcPr>
-            <w:tcW w:w="5381" w:type="dxa"/>
+            <w:tcW w:w="5380" w:type="dxa"/>
             <w:cnfStyle w:val="001000000000" w:firstRow="0" w:lastRow="0" w:firstColumn="1" w:lastColumn="0" w:oddVBand="0" w:evenVBand="0" w:oddHBand="0" w:evenHBand="0" w:firstRowFirstColumn="0" w:firstRowLastColumn="0" w:lastRowFirstColumn="0" w:lastRowLastColumn="0"/>
             <w:tcBorders/>
           </w:tcPr>
@@ -28033,7 +28112,7 @@
         </w:tc>
         <w:tc>
           <w:tcPr>
-            <w:tcW w:w="2234" w:type="dxa"/>
+            <w:tcW w:w="2235" w:type="dxa"/>
             <w:tcBorders/>
           </w:tcPr>
           <w:p>
@@ -28069,7 +28148,7 @@
         </w:trPr>
         <w:tc>
           <w:tcPr>
-            <w:tcW w:w="5381" w:type="dxa"/>
+            <w:tcW w:w="5380" w:type="dxa"/>
             <w:cnfStyle w:val="001000000000" w:firstRow="0" w:lastRow="0" w:firstColumn="1" w:lastColumn="0" w:oddVBand="0" w:evenVBand="0" w:oddHBand="0" w:evenHBand="0" w:firstRowFirstColumn="0" w:firstRowLastColumn="0" w:lastRowFirstColumn="0" w:lastRowLastColumn="0"/>
             <w:tcBorders/>
             <w:shd w:color="auto" w:fill="F2F2F2" w:themeFill="background1" w:themeFillShade="f2" w:val="clear"/>
@@ -28135,7 +28214,7 @@
         </w:tc>
         <w:tc>
           <w:tcPr>
-            <w:tcW w:w="2234" w:type="dxa"/>
+            <w:tcW w:w="2235" w:type="dxa"/>
             <w:tcBorders/>
             <w:shd w:color="auto" w:fill="F2F2F2" w:themeFill="background1" w:themeFillShade="f2" w:val="clear"/>
           </w:tcPr>
@@ -28170,7 +28249,7 @@
         <w:trPr/>
         <w:tc>
           <w:tcPr>
-            <w:tcW w:w="5381" w:type="dxa"/>
+            <w:tcW w:w="5380" w:type="dxa"/>
             <w:cnfStyle w:val="001000000000" w:firstRow="0" w:lastRow="0" w:firstColumn="1" w:lastColumn="0" w:oddVBand="0" w:evenVBand="0" w:oddHBand="0" w:evenHBand="0" w:firstRowFirstColumn="0" w:firstRowLastColumn="0" w:lastRowFirstColumn="0" w:lastRowLastColumn="0"/>
             <w:tcBorders/>
           </w:tcPr>
@@ -28234,7 +28313,7 @@
         </w:tc>
         <w:tc>
           <w:tcPr>
-            <w:tcW w:w="2234" w:type="dxa"/>
+            <w:tcW w:w="2235" w:type="dxa"/>
             <w:tcBorders/>
           </w:tcPr>
           <w:p>
@@ -28270,7 +28349,7 @@
         </w:trPr>
         <w:tc>
           <w:tcPr>
-            <w:tcW w:w="5381" w:type="dxa"/>
+            <w:tcW w:w="5380" w:type="dxa"/>
             <w:cnfStyle w:val="001000000000" w:firstRow="0" w:lastRow="0" w:firstColumn="1" w:lastColumn="0" w:oddVBand="0" w:evenVBand="0" w:oddHBand="0" w:evenHBand="0" w:firstRowFirstColumn="0" w:firstRowLastColumn="0" w:lastRowFirstColumn="0" w:lastRowLastColumn="0"/>
             <w:tcBorders/>
             <w:shd w:color="auto" w:fill="F2F2F2" w:themeFill="background1" w:themeFillShade="f2" w:val="clear"/>
@@ -28336,7 +28415,7 @@
         </w:tc>
         <w:tc>
           <w:tcPr>
-            <w:tcW w:w="2234" w:type="dxa"/>
+            <w:tcW w:w="2235" w:type="dxa"/>
             <w:tcBorders/>
             <w:shd w:color="auto" w:fill="F2F2F2" w:themeFill="background1" w:themeFillShade="f2" w:val="clear"/>
           </w:tcPr>
@@ -28371,7 +28450,7 @@
         <w:trPr/>
         <w:tc>
           <w:tcPr>
-            <w:tcW w:w="5381" w:type="dxa"/>
+            <w:tcW w:w="5380" w:type="dxa"/>
             <w:cnfStyle w:val="001000000000" w:firstRow="0" w:lastRow="0" w:firstColumn="1" w:lastColumn="0" w:oddVBand="0" w:evenVBand="0" w:oddHBand="0" w:evenHBand="0" w:firstRowFirstColumn="0" w:firstRowLastColumn="0" w:lastRowFirstColumn="0" w:lastRowLastColumn="0"/>
             <w:tcBorders/>
           </w:tcPr>
@@ -28435,7 +28514,7 @@
         </w:tc>
         <w:tc>
           <w:tcPr>
-            <w:tcW w:w="2234" w:type="dxa"/>
+            <w:tcW w:w="2235" w:type="dxa"/>
             <w:tcBorders/>
           </w:tcPr>
           <w:p>
@@ -31724,7 +31803,7 @@
           <w:szCs w:val="24"/>
         </w:rPr>
       </w:pPr>
-      <w:bookmarkStart w:id="48" w:name="_Toc212531371"/>
+      <w:bookmarkStart w:id="46" w:name="_Toc212531371"/>
       <w:r>
         <w:rPr>
           <w:rFonts w:cs="Courier New" w:ascii="Courier New" w:hAnsi="Courier New"/>
@@ -31736,7 +31815,7 @@
         </w:rPr>
         <w:t>Impact on the Information Technology Field</w:t>
       </w:r>
-      <w:bookmarkEnd w:id="48"/>
+      <w:bookmarkEnd w:id="46"/>
     </w:p>
     <w:p>
       <w:pPr>
@@ -31789,7 +31868,7 @@
           <w:szCs w:val="24"/>
         </w:rPr>
       </w:pPr>
-      <w:bookmarkStart w:id="49" w:name="_Toc212531372"/>
+      <w:bookmarkStart w:id="47" w:name="_Toc212531372"/>
       <w:r>
         <w:rPr>
           <w:rFonts w:cs="Courier New" w:ascii="Courier New" w:hAnsi="Courier New"/>
@@ -31801,7 +31880,7 @@
         </w:rPr>
         <w:t>Contribution to Technological Advancements</w:t>
       </w:r>
-      <w:bookmarkEnd w:id="49"/>
+      <w:bookmarkEnd w:id="47"/>
     </w:p>
     <w:p>
       <w:pPr>
@@ -31931,7 +32010,7 @@
           <w:color w:val="auto"/>
         </w:rPr>
       </w:pPr>
-      <w:bookmarkStart w:id="50" w:name="_Toc212531373"/>
+      <w:bookmarkStart w:id="48" w:name="_Toc212531373"/>
       <w:r>
         <w:rPr>
           <w:rFonts w:cs="Courier New" w:ascii="Courier New" w:hAnsi="Courier New"/>
@@ -31941,7 +32020,7 @@
         </w:rPr>
         <w:t>Code impression Management</w:t>
       </w:r>
-      <w:bookmarkEnd w:id="50"/>
+      <w:bookmarkEnd w:id="48"/>
     </w:p>
     <w:p>
       <w:pPr>
@@ -34456,7 +34535,7 @@
           <w:szCs w:val="24"/>
         </w:rPr>
       </w:pPr>
-      <w:bookmarkStart w:id="51" w:name="_Toc212531374"/>
+      <w:bookmarkStart w:id="49" w:name="_Toc212531374"/>
       <w:r>
         <w:rPr>
           <w:rStyle w:val="Heading3Char"/>
@@ -34467,7 +34546,7 @@
         </w:rPr>
         <w:t>System/app Screen shots</w:t>
       </w:r>
-      <w:bookmarkEnd w:id="51"/>
+      <w:bookmarkEnd w:id="49"/>
       <w:r>
         <w:rPr/>
         <w:drawing>
@@ -34911,7 +34990,7 @@
           <w:color w:val="auto"/>
         </w:rPr>
       </w:pPr>
-      <w:bookmarkStart w:id="52" w:name="_Toc212531375"/>
+      <w:bookmarkStart w:id="50" w:name="_Toc212531375"/>
       <w:r>
         <w:rPr>
           <w:rFonts w:cs="Courier New" w:ascii="Courier New" w:hAnsi="Courier New"/>
@@ -34921,7 +35000,7 @@
         </w:rPr>
         <w:t>Features of the System/App</w:t>
       </w:r>
-      <w:bookmarkEnd w:id="52"/>
+      <w:bookmarkEnd w:id="50"/>
     </w:p>
     <w:p>
       <w:pPr>
@@ -35203,7 +35282,7 @@
           <w:color w:val="auto"/>
         </w:rPr>
       </w:pPr>
-      <w:bookmarkStart w:id="53" w:name="_Toc212531376"/>
+      <w:bookmarkStart w:id="51" w:name="_Toc212531376"/>
       <w:r>
         <w:rPr>
           <w:rFonts w:cs="Courier New" w:ascii="Courier New" w:hAnsi="Courier New"/>
@@ -35213,7 +35292,7 @@
         </w:rPr>
         <w:t>System Repository</w:t>
       </w:r>
-      <w:bookmarkEnd w:id="53"/>
+      <w:bookmarkEnd w:id="51"/>
     </w:p>
     <w:p>
       <w:pPr>
@@ -35393,7 +35472,7 @@
           <w:color w:val="auto"/>
         </w:rPr>
       </w:pPr>
-      <w:bookmarkStart w:id="54" w:name="_Toc212531377"/>
+      <w:bookmarkStart w:id="52" w:name="_Toc212531377"/>
       <w:r>
         <w:rPr>
           <w:rFonts w:cs="Courier New" w:ascii="Courier New" w:hAnsi="Courier New"/>
@@ -35403,7 +35482,7 @@
         </w:rPr>
         <w:t>Project Structure</w:t>
       </w:r>
-      <w:bookmarkEnd w:id="54"/>
+      <w:bookmarkEnd w:id="52"/>
     </w:p>
     <w:p>
       <w:pPr>
@@ -37450,7 +37529,7 @@
           <w:szCs w:val="24"/>
         </w:rPr>
       </w:pPr>
-      <w:bookmarkStart w:id="55" w:name="_Toc212531378"/>
+      <w:bookmarkStart w:id="53" w:name="_Toc212531378"/>
       <w:r>
         <w:rPr>
           <w:rFonts w:cs="Courier New" w:ascii="Courier New" w:hAnsi="Courier New"/>
@@ -37462,7 +37541,7 @@
         </w:rPr>
         <w:t>CHAPTER V</w:t>
       </w:r>
-      <w:bookmarkEnd w:id="55"/>
+      <w:bookmarkEnd w:id="53"/>
     </w:p>
     <w:p>
       <w:pPr>
@@ -37476,7 +37555,7 @@
           <w:color w:val="auto"/>
         </w:rPr>
       </w:pPr>
-      <w:bookmarkStart w:id="56" w:name="_Toc212531379"/>
+      <w:bookmarkStart w:id="54" w:name="_Toc212531379"/>
       <w:r>
         <w:rPr>
           <w:rFonts w:cs="Courier New" w:ascii="Courier New" w:hAnsi="Courier New"/>
@@ -37486,7 +37565,7 @@
         </w:rPr>
         <w:t>Summary, Conclusion, And Recommendation</w:t>
       </w:r>
-      <w:bookmarkEnd w:id="56"/>
+      <w:bookmarkEnd w:id="54"/>
     </w:p>
     <w:p>
       <w:pPr>
@@ -37753,25 +37832,7 @@
           <w:sz w:val="24"/>
           <w:szCs w:val="24"/>
         </w:rPr>
-        <w:t xml:space="preserve">It promotes community involvement by allowing </w:t>
-      </w:r>
-      <w:r>
-        <w:rPr>
-          <w:rFonts w:cs="Courier New" w:ascii="Courier New" w:hAnsi="Courier New"/>
-          <w:color w:themeColor="text1" w:val="000000"/>
-          <w:sz w:val="24"/>
-          <w:szCs w:val="24"/>
-        </w:rPr>
-        <w:t>easy coordinations and visualize affected citizens</w:t>
-      </w:r>
-      <w:r>
-        <w:rPr>
-          <w:rFonts w:cs="Courier New" w:ascii="Courier New" w:hAnsi="Courier New"/>
-          <w:color w:themeColor="text1" w:val="000000"/>
-          <w:sz w:val="24"/>
-          <w:szCs w:val="24"/>
-        </w:rPr>
-        <w:t>.</w:t>
+        <w:t>It promotes community involvement by allowing easy coordinations and visualize affected citizens.</w:t>
       </w:r>
     </w:p>
     <w:p>
@@ -38277,7 +38338,7 @@
           <w:szCs w:val="24"/>
         </w:rPr>
       </w:pPr>
-      <w:bookmarkStart w:id="57" w:name="_Toc212531380"/>
+      <w:bookmarkStart w:id="55" w:name="_Toc212531380"/>
       <w:r>
         <w:rPr>
           <w:rFonts w:cs="Courier New" w:ascii="Courier New" w:hAnsi="Courier New"/>
@@ -38289,7 +38350,7 @@
         </w:rPr>
         <w:t>References (APA Format)</w:t>
       </w:r>
-      <w:bookmarkEnd w:id="57"/>
+      <w:bookmarkEnd w:id="55"/>
     </w:p>
     <w:p>
       <w:pPr>
